--- a/tillsyn/A 63151-2025 tillsynsbegäran.docx
+++ b/tillsyn/A 63151-2025 tillsynsbegäran.docx
@@ -262,7 +262,7 @@
     <w:r>
       <w:tab/>
       <w:tab/>
-      <w:t>2025-12-20</w:t>
+      <w:t>2025-12-21</w:t>
       <w:br/>
       <w:br/>
     </w:r>

--- a/tillsyn/A 63151-2025 tillsynsbegäran.docx
+++ b/tillsyn/A 63151-2025 tillsynsbegäran.docx
@@ -262,7 +262,7 @@
     <w:r>
       <w:tab/>
       <w:tab/>
-      <w:t>2025-12-21</w:t>
+      <w:t>2025-12-22</w:t>
       <w:br/>
       <w:br/>
     </w:r>

--- a/tillsyn/A 63151-2025 tillsynsbegäran.docx
+++ b/tillsyn/A 63151-2025 tillsynsbegäran.docx
@@ -12,7 +12,7 @@
     </w:p>
     <w:p>
       <w:r>
-        <w:t>Detta dokument behandlar höga naturvärden i avverkningsanmälan A 63151-2025 i Vilhelmina kommun. Denna avverkningsanmälan inkom 2025-12-18 00:00:00 och omfattar 41,6 ha.</w:t>
+        <w:t>Detta dokument behandlar höga naturvärden i avverkningsanmälan A 63151-2025 i Vilhelmina kommun. Denna avverkningsanmälan inkom 2025-12-18 00:00:00 och omfattar 41,7 ha.</w:t>
       </w:r>
     </w:p>
     <w:p>
@@ -50,7 +50,7 @@
       <w:r>
         <w:drawing>
           <wp:inline xmlns:a="http://schemas.openxmlformats.org/drawingml/2006/main" xmlns:pic="http://schemas.openxmlformats.org/drawingml/2006/picture">
-            <wp:extent cx="5486400" cy="5100774"/>
+            <wp:extent cx="5486400" cy="5099293"/>
             <wp:docPr id="1" name="Picture 1"/>
             <wp:cNvGraphicFramePr>
               <a:graphicFrameLocks noChangeAspect="1"/>
@@ -71,7 +71,7 @@
                   <pic:spPr>
                     <a:xfrm>
                       <a:off x="0" y="0"/>
-                      <a:ext cx="5486400" cy="5100774"/>
+                      <a:ext cx="5486400" cy="5099293"/>
                     </a:xfrm>
                     <a:prstGeom prst="rect"/>
                   </pic:spPr>
@@ -87,7 +87,7 @@
         <w:pStyle w:val="Caption"/>
       </w:pPr>
       <w:r>
-        <w:t>Figur 1. Fyndplatser för naturvårdsarter i det avverkningsanmälda området (röd linje). Markörer utan svart kant är placerade på fyndplatsen. Markörer med svart kant är placerade vid sidan av fyndplatsen och har ett svart streck som visar fyndplatsens exakta position. Kartans mittpunktskoordinat är N 7234285, E 534427 i SWEREF 99 TM.</w:t>
+        <w:t>Figur 1. Fyndplatser för naturvårdsarter i det avverkningsanmälda området (röd linje). Markörer utan svart kant är placerade på fyndplatsen. Markörer med svart kant är placerade vid sidan av fyndplatsen och har ett svart streck som visar fyndplatsens exakta position. Kartans mittpunktskoordinat är N 7234285, E 534426 i SWEREF 99 TM.</w:t>
       </w:r>
     </w:p>
     <w:p>
@@ -262,7 +262,7 @@
     <w:r>
       <w:tab/>
       <w:tab/>
-      <w:t>2025-12-22</w:t>
+      <w:t>2025-12-26</w:t>
       <w:br/>
       <w:br/>
     </w:r>

--- a/tillsyn/A 63151-2025 tillsynsbegäran.docx
+++ b/tillsyn/A 63151-2025 tillsynsbegäran.docx
@@ -262,7 +262,7 @@
     <w:r>
       <w:tab/>
       <w:tab/>
-      <w:t>2025-12-26</w:t>
+      <w:t>2025-12-28</w:t>
       <w:br/>
       <w:br/>
     </w:r>

--- a/tillsyn/A 63151-2025 tillsynsbegäran.docx
+++ b/tillsyn/A 63151-2025 tillsynsbegäran.docx
@@ -262,7 +262,7 @@
     <w:r>
       <w:tab/>
       <w:tab/>
-      <w:t>2025-12-28</w:t>
+      <w:t>2025-12-29</w:t>
       <w:br/>
       <w:br/>
     </w:r>

--- a/tillsyn/A 63151-2025 tillsynsbegäran.docx
+++ b/tillsyn/A 63151-2025 tillsynsbegäran.docx
@@ -262,7 +262,7 @@
     <w:r>
       <w:tab/>
       <w:tab/>
-      <w:t>2025-12-29</w:t>
+      <w:t>2025-12-30</w:t>
       <w:br/>
       <w:br/>
     </w:r>

--- a/tillsyn/A 63151-2025 tillsynsbegäran.docx
+++ b/tillsyn/A 63151-2025 tillsynsbegäran.docx
@@ -262,7 +262,7 @@
     <w:r>
       <w:tab/>
       <w:tab/>
-      <w:t>2025-12-30</w:t>
+      <w:t>2025-12-31</w:t>
       <w:br/>
       <w:br/>
     </w:r>

--- a/tillsyn/A 63151-2025 tillsynsbegäran.docx
+++ b/tillsyn/A 63151-2025 tillsynsbegäran.docx
@@ -262,7 +262,7 @@
     <w:r>
       <w:tab/>
       <w:tab/>
-      <w:t>2025-12-31</w:t>
+      <w:t>2026-01-03</w:t>
       <w:br/>
       <w:br/>
     </w:r>

--- a/tillsyn/A 63151-2025 tillsynsbegäran.docx
+++ b/tillsyn/A 63151-2025 tillsynsbegäran.docx
@@ -262,7 +262,7 @@
     <w:r>
       <w:tab/>
       <w:tab/>
-      <w:t>2026-01-07</w:t>
+      <w:t>2026-01-08</w:t>
       <w:br/>
       <w:br/>
     </w:r>

--- a/tillsyn/A 63151-2025 tillsynsbegäran.docx
+++ b/tillsyn/A 63151-2025 tillsynsbegäran.docx
@@ -262,7 +262,7 @@
     <w:r>
       <w:tab/>
       <w:tab/>
-      <w:t>2026-01-08</w:t>
+      <w:t>2026-01-09</w:t>
       <w:br/>
       <w:br/>
     </w:r>

--- a/tillsyn/A 63151-2025 tillsynsbegäran.docx
+++ b/tillsyn/A 63151-2025 tillsynsbegäran.docx
@@ -262,7 +262,7 @@
     <w:r>
       <w:tab/>
       <w:tab/>
-      <w:t>2026-01-09</w:t>
+      <w:t>2026-01-10</w:t>
       <w:br/>
       <w:br/>
     </w:r>

--- a/tillsyn/A 63151-2025 tillsynsbegäran.docx
+++ b/tillsyn/A 63151-2025 tillsynsbegäran.docx
@@ -262,7 +262,7 @@
     <w:r>
       <w:tab/>
       <w:tab/>
-      <w:t>2026-01-10</w:t>
+      <w:t>2026-01-11</w:t>
       <w:br/>
       <w:br/>
     </w:r>

--- a/tillsyn/A 63151-2025 tillsynsbegäran.docx
+++ b/tillsyn/A 63151-2025 tillsynsbegäran.docx
@@ -262,7 +262,7 @@
     <w:r>
       <w:tab/>
       <w:tab/>
-      <w:t>2026-01-11</w:t>
+      <w:t>2026-01-12</w:t>
       <w:br/>
       <w:br/>
     </w:r>

--- a/tillsyn/A 63151-2025 tillsynsbegäran.docx
+++ b/tillsyn/A 63151-2025 tillsynsbegäran.docx
@@ -262,7 +262,7 @@
     <w:r>
       <w:tab/>
       <w:tab/>
-      <w:t>2026-01-12</w:t>
+      <w:t>2026-01-13</w:t>
       <w:br/>
       <w:br/>
     </w:r>

--- a/tillsyn/A 63151-2025 tillsynsbegäran.docx
+++ b/tillsyn/A 63151-2025 tillsynsbegäran.docx
@@ -262,7 +262,7 @@
     <w:r>
       <w:tab/>
       <w:tab/>
-      <w:t>2026-01-13</w:t>
+      <w:t>2026-01-14</w:t>
       <w:br/>
       <w:br/>
     </w:r>

--- a/tillsyn/A 63151-2025 tillsynsbegäran.docx
+++ b/tillsyn/A 63151-2025 tillsynsbegäran.docx
@@ -262,7 +262,7 @@
     <w:r>
       <w:tab/>
       <w:tab/>
-      <w:t>2026-01-14</w:t>
+      <w:t>2026-01-15</w:t>
       <w:br/>
       <w:br/>
     </w:r>

--- a/tillsyn/A 63151-2025 tillsynsbegäran.docx
+++ b/tillsyn/A 63151-2025 tillsynsbegäran.docx
@@ -262,7 +262,7 @@
     <w:r>
       <w:tab/>
       <w:tab/>
-      <w:t>2026-01-15</w:t>
+      <w:t>2026-01-16</w:t>
       <w:br/>
       <w:br/>
     </w:r>

--- a/tillsyn/A 63151-2025 tillsynsbegäran.docx
+++ b/tillsyn/A 63151-2025 tillsynsbegäran.docx
@@ -262,7 +262,7 @@
     <w:r>
       <w:tab/>
       <w:tab/>
-      <w:t>2026-01-16</w:t>
+      <w:t>2026-01-17</w:t>
       <w:br/>
       <w:br/>
     </w:r>

--- a/tillsyn/A 63151-2025 tillsynsbegäran.docx
+++ b/tillsyn/A 63151-2025 tillsynsbegäran.docx
@@ -262,7 +262,7 @@
     <w:r>
       <w:tab/>
       <w:tab/>
-      <w:t>2026-01-17</w:t>
+      <w:t>2026-01-18</w:t>
       <w:br/>
       <w:br/>
     </w:r>

--- a/tillsyn/A 63151-2025 tillsynsbegäran.docx
+++ b/tillsyn/A 63151-2025 tillsynsbegäran.docx
@@ -262,7 +262,7 @@
     <w:r>
       <w:tab/>
       <w:tab/>
-      <w:t>2026-01-18</w:t>
+      <w:t>2026-01-19</w:t>
       <w:br/>
       <w:br/>
     </w:r>

--- a/tillsyn/A 63151-2025 tillsynsbegäran.docx
+++ b/tillsyn/A 63151-2025 tillsynsbegäran.docx
@@ -262,7 +262,7 @@
     <w:r>
       <w:tab/>
       <w:tab/>
-      <w:t>2026-01-19</w:t>
+      <w:t>2026-01-20</w:t>
       <w:br/>
       <w:br/>
     </w:r>

--- a/tillsyn/A 63151-2025 tillsynsbegäran.docx
+++ b/tillsyn/A 63151-2025 tillsynsbegäran.docx
@@ -262,7 +262,7 @@
     <w:r>
       <w:tab/>
       <w:tab/>
-      <w:t>2026-01-20</w:t>
+      <w:t>2026-01-21</w:t>
       <w:br/>
       <w:br/>
     </w:r>

--- a/tillsyn/A 63151-2025 tillsynsbegäran.docx
+++ b/tillsyn/A 63151-2025 tillsynsbegäran.docx
@@ -262,7 +262,7 @@
     <w:r>
       <w:tab/>
       <w:tab/>
-      <w:t>2026-01-21</w:t>
+      <w:t>2026-01-23</w:t>
       <w:br/>
       <w:br/>
     </w:r>

--- a/tillsyn/A 63151-2025 tillsynsbegäran.docx
+++ b/tillsyn/A 63151-2025 tillsynsbegäran.docx
@@ -262,7 +262,7 @@
     <w:r>
       <w:tab/>
       <w:tab/>
-      <w:t>2026-01-23</w:t>
+      <w:t>2026-01-24</w:t>
       <w:br/>
       <w:br/>
     </w:r>

--- a/tillsyn/A 63151-2025 tillsynsbegäran.docx
+++ b/tillsyn/A 63151-2025 tillsynsbegäran.docx
@@ -262,7 +262,7 @@
     <w:r>
       <w:tab/>
       <w:tab/>
-      <w:t>2026-01-24</w:t>
+      <w:t>2026-01-25</w:t>
       <w:br/>
       <w:br/>
     </w:r>

--- a/tillsyn/A 63151-2025 tillsynsbegäran.docx
+++ b/tillsyn/A 63151-2025 tillsynsbegäran.docx
@@ -262,7 +262,7 @@
     <w:r>
       <w:tab/>
       <w:tab/>
-      <w:t>2026-01-25</w:t>
+      <w:t>2026-01-26</w:t>
       <w:br/>
       <w:br/>
     </w:r>

--- a/tillsyn/A 63151-2025 tillsynsbegäran.docx
+++ b/tillsyn/A 63151-2025 tillsynsbegäran.docx
@@ -262,7 +262,7 @@
     <w:r>
       <w:tab/>
       <w:tab/>
-      <w:t>2026-01-26</w:t>
+      <w:t>2026-01-27</w:t>
       <w:br/>
       <w:br/>
     </w:r>

--- a/tillsyn/A 63151-2025 tillsynsbegäran.docx
+++ b/tillsyn/A 63151-2025 tillsynsbegäran.docx
@@ -262,7 +262,7 @@
     <w:r>
       <w:tab/>
       <w:tab/>
-      <w:t>2026-01-27</w:t>
+      <w:t>2026-01-28</w:t>
       <w:br/>
       <w:br/>
     </w:r>

--- a/tillsyn/A 63151-2025 tillsynsbegäran.docx
+++ b/tillsyn/A 63151-2025 tillsynsbegäran.docx
@@ -98,7 +98,16 @@
         <w:t xml:space="preserve">Blå taggsvamp (NT) </w:t>
       </w:r>
       <w:r>
-        <w:t>är en karaktärsart i såväl örtrika kalkbarrskogar som i torra sandtallskogar där det föreligger gammal skog med långvarig trädkontinuitet. Är sällsynt och mycket kravfull i södra och mellersta Sverige. Den hotas främst av skogsavverkning och tycks försvinna efter slutavverkning, markberedning och plantering. I kalkgranskogar verkar arten vara mycket känslig. Granskogar med arten bör formellt skydddas (SLU Artdatabanken, 2024; Nitare &amp; Skogsstyrelsen, 2019).</w:t>
+        <w:t xml:space="preserve">är en karaktärsart i såväl örtrika kalkbarrskogar som i torra sandtallskogar där det föreligger gammal skog med långvarig trädkontinuitet. Är sällsynt och mycket kravfull i södra och mellersta Sverige. Den hotas främst av skogsavverkning och tycks försvinna efter slutavverkning, markberedning och plantering. I kalkgranskogar verkar arten vara mycket känslig. Granskogar med arten bör formellt skydddas. Blå taggsvamp (NT) är typisk art för </w:t>
+      </w:r>
+      <w:r>
+        <w:rPr>
+          <w:i/>
+        </w:rPr>
+        <w:t>9010 Taiga</w:t>
+      </w:r>
+      <w:r>
+        <w:t xml:space="preserve"> (SLU Artdatabanken, 2024; Nitare &amp; Skogsstyrelsen, 2019).</w:t>
       </w:r>
     </w:p>
     <w:p>
@@ -109,7 +118,25 @@
         <w:t>Garnlav (NT)</w:t>
       </w:r>
       <w:r>
-        <w:t xml:space="preserve"> är en utpräglad barrskogsart som ibland kan drapera träden i norrländska grannaturskogar med hög luftfuktighet. Den förekommer även i talldominerade bestånd där den, förutom i trädens grenverk, påträffas hängande över ojämnheter i tallbarken. Arten har minskat starkt i södra och mellersta Sverige och den minskar även i sitt nordliga utbredningsområde. Orsaken till tillbakagången beror främst på slutavverkningar av naturskogsartade skogar. Bestånd med riklig förekomst bör regelmässigt sparas. Garnlav är värdväxt för den mycket sällsynta och akut hotade fjärilen barrskogslavfly (CR) som hör hemma i boreala barrskogar med riklig förekomst av värdväxten. Tidigare kunde arten konstateras årligen på flera platser vid Dala-Floda i Dalarna innan lokalerna kalavverkades. Senaste fyndet i landet av barrskogslavfly är från år 2000 då den påträffades vid Högberget i Sollefteå kommun (SLU Artdatabanken, 2024).</w:t>
+        <w:t xml:space="preserve"> är en utpräglad barrskogsart som ibland kan drapera träden i norrländska grannaturskogar med hög luftfuktighet. Den förekommer även i talldominerade bestånd där den, förutom i trädens grenverk, påträffas hängande över ojämnheter i tallbarken. Arten har minskat starkt i södra och mellersta Sverige och den minskar även i sitt nordliga utbredningsområde. Orsaken till tillbakagången beror främst på slutavverkningar av naturskogsartade skogar. Bestånd med riklig förekomst bör regelmässigt sparas. Garnlav är värdväxt för den mycket sällsynta och akut hotade fjärilen barrskogslavfly (CR) som hör hemma i boreala barrskogar med riklig förekomst av värdväxten. Tidigare kunde arten konstateras årligen på flera platser vid Dala-Floda i Dalarna innan lokalerna kalavverkades. Senaste fyndet i landet av barrskogslavfly är från år 2000 då den påträffades vid Högberget i Sollefteå kommun. Garnlav är typisk art för </w:t>
+      </w:r>
+      <w:r>
+        <w:rPr>
+          <w:i/>
+        </w:rPr>
+        <w:t xml:space="preserve">9010 Taiga </w:t>
+      </w:r>
+      <w:r>
+        <w:t>och</w:t>
+      </w:r>
+      <w:r>
+        <w:rPr>
+          <w:i/>
+        </w:rPr>
+        <w:t xml:space="preserve"> 9070 Trädklädd betesmark </w:t>
+      </w:r>
+      <w:r>
+        <w:t xml:space="preserve"> (SLU Artdatabanken, 2024).</w:t>
       </w:r>
     </w:p>
     <w:p>
@@ -120,7 +147,25 @@
         <w:t xml:space="preserve">Skinnlav </w:t>
       </w:r>
       <w:r>
-        <w:t>förekommer på diverse lövträd, främst på gammal asp och sälg. Den påträffas främst i områden med lång kontinuitet av grova lövträd och signalerar skogsmark med höga naturvärden. På lokalerna förekommer som regel ett flertal andra ovanliga eller rödlistade lavar. I likhet med gelélavarna, etablerar sig skinnlaven i skogsmark på grova aspar i sena lövsuccessioner (Nitare &amp; Skogsstyrelsen, 2019).</w:t>
+        <w:t xml:space="preserve">förekommer på diverse lövträd, främst på gammal asp och sälg. Den påträffas främst i områden med lång kontinuitet av grova lövträd och signalerar skogsmark med höga naturvärden. På lokalerna förekommer som regel ett flertal andra ovanliga eller rödlistade lavar. I likhet med gelélavarna, etablerar sig skinnlaven i skogsmark på grova aspar i sena lövsuccessioner. Skinnlav är typisk art för </w:t>
+      </w:r>
+      <w:r>
+        <w:rPr>
+          <w:i/>
+        </w:rPr>
+        <w:t xml:space="preserve">9010 Taiga, 9020 Nordlig ädellövskog </w:t>
+      </w:r>
+      <w:r>
+        <w:t xml:space="preserve">och </w:t>
+      </w:r>
+      <w:r>
+        <w:rPr>
+          <w:i/>
+        </w:rPr>
+        <w:t xml:space="preserve">9070 Trädklädd betesmark </w:t>
+      </w:r>
+      <w:r>
+        <w:t>(Nitare &amp; Skogsstyrelsen, 2019; SLU Artdatabanken, 2025).</w:t>
       </w:r>
     </w:p>
     <w:p>
@@ -262,7 +307,7 @@
     <w:r>
       <w:tab/>
       <w:tab/>
-      <w:t>2026-01-28</w:t>
+      <w:t>2026-01-29</w:t>
       <w:br/>
       <w:br/>
     </w:r>

--- a/tillsyn/A 63151-2025 tillsynsbegäran.docx
+++ b/tillsyn/A 63151-2025 tillsynsbegäran.docx
@@ -307,7 +307,7 @@
     <w:r>
       <w:tab/>
       <w:tab/>
-      <w:t>2026-01-29</w:t>
+      <w:t>2026-01-30</w:t>
       <w:br/>
       <w:br/>
     </w:r>

--- a/tillsyn/A 63151-2025 tillsynsbegäran.docx
+++ b/tillsyn/A 63151-2025 tillsynsbegäran.docx
@@ -307,7 +307,7 @@
     <w:r>
       <w:tab/>
       <w:tab/>
-      <w:t>2026-01-30</w:t>
+      <w:t>2026-01-31</w:t>
       <w:br/>
       <w:br/>
     </w:r>

--- a/tillsyn/A 63151-2025 tillsynsbegäran.docx
+++ b/tillsyn/A 63151-2025 tillsynsbegäran.docx
@@ -307,7 +307,7 @@
     <w:r>
       <w:tab/>
       <w:tab/>
-      <w:t>2026-03-01</w:t>
+      <w:t>2026-03-02</w:t>
       <w:br/>
       <w:br/>
     </w:r>

--- a/tillsyn/A 63151-2025 tillsynsbegäran.docx
+++ b/tillsyn/A 63151-2025 tillsynsbegäran.docx
@@ -133,7 +133,7 @@
         <w:rPr>
           <w:i/>
         </w:rPr>
-        <w:t xml:space="preserve"> 9070 Trädklädd betesmark </w:t>
+        <w:t xml:space="preserve"> 9070 Trädklädd betesmark</w:t>
       </w:r>
       <w:r>
         <w:t xml:space="preserve"> (SLU Artdatabanken, 2024).</w:t>
@@ -307,7 +307,7 @@
     <w:r>
       <w:tab/>
       <w:tab/>
-      <w:t>2026-03-02</w:t>
+      <w:t>2026-03-03</w:t>
       <w:br/>
       <w:br/>
     </w:r>

--- a/tillsyn/A 63151-2025 tillsynsbegäran.docx
+++ b/tillsyn/A 63151-2025 tillsynsbegäran.docx
@@ -307,7 +307,7 @@
     <w:r>
       <w:tab/>
       <w:tab/>
-      <w:t>2026-03-03</w:t>
+      <w:t>2026-03-04</w:t>
       <w:br/>
       <w:br/>
     </w:r>

--- a/tillsyn/A 63151-2025 tillsynsbegäran.docx
+++ b/tillsyn/A 63151-2025 tillsynsbegäran.docx
@@ -307,7 +307,7 @@
     <w:r>
       <w:tab/>
       <w:tab/>
-      <w:t>2026-03-04</w:t>
+      <w:t>2026-03-05</w:t>
       <w:br/>
       <w:br/>
     </w:r>

--- a/tillsyn/A 63151-2025 tillsynsbegäran.docx
+++ b/tillsyn/A 63151-2025 tillsynsbegäran.docx
@@ -307,7 +307,7 @@
     <w:r>
       <w:tab/>
       <w:tab/>
-      <w:t>2026-03-05</w:t>
+      <w:t>2026-03-06</w:t>
       <w:br/>
       <w:br/>
     </w:r>

--- a/tillsyn/A 63151-2025 tillsynsbegäran.docx
+++ b/tillsyn/A 63151-2025 tillsynsbegäran.docx
@@ -307,7 +307,7 @@
     <w:r>
       <w:tab/>
       <w:tab/>
-      <w:t>2026-03-06</w:t>
+      <w:t>2026-03-07</w:t>
       <w:br/>
       <w:br/>
     </w:r>

--- a/tillsyn/A 63151-2025 tillsynsbegäran.docx
+++ b/tillsyn/A 63151-2025 tillsynsbegäran.docx
@@ -307,7 +307,7 @@
     <w:r>
       <w:tab/>
       <w:tab/>
-      <w:t>2026-03-13</w:t>
+      <w:t>2026-03-16</w:t>
       <w:br/>
       <w:br/>
     </w:r>

--- a/tillsyn/A 63151-2025 tillsynsbegäran.docx
+++ b/tillsyn/A 63151-2025 tillsynsbegäran.docx
@@ -307,7 +307,7 @@
     <w:r>
       <w:tab/>
       <w:tab/>
-      <w:t>2026-03-16</w:t>
+      <w:t>2026-03-17</w:t>
       <w:br/>
       <w:br/>
     </w:r>

--- a/tillsyn/A 63151-2025 tillsynsbegäran.docx
+++ b/tillsyn/A 63151-2025 tillsynsbegäran.docx
@@ -307,7 +307,7 @@
     <w:r>
       <w:tab/>
       <w:tab/>
-      <w:t>2026-03-17</w:t>
+      <w:t>2026-03-18</w:t>
       <w:br/>
       <w:br/>
     </w:r>

--- a/tillsyn/A 63151-2025 tillsynsbegäran.docx
+++ b/tillsyn/A 63151-2025 tillsynsbegäran.docx
@@ -307,7 +307,7 @@
     <w:r>
       <w:tab/>
       <w:tab/>
-      <w:t>2026-03-18</w:t>
+      <w:t>2026-03-19</w:t>
       <w:br/>
       <w:br/>
     </w:r>

--- a/tillsyn/A 63151-2025 tillsynsbegäran.docx
+++ b/tillsyn/A 63151-2025 tillsynsbegäran.docx
@@ -307,7 +307,7 @@
     <w:r>
       <w:tab/>
       <w:tab/>
-      <w:t>2026-03-19</w:t>
+      <w:t>2026-03-20</w:t>
       <w:br/>
       <w:br/>
     </w:r>

--- a/tillsyn/A 63151-2025 tillsynsbegäran.docx
+++ b/tillsyn/A 63151-2025 tillsynsbegäran.docx
@@ -307,7 +307,7 @@
     <w:r>
       <w:tab/>
       <w:tab/>
-      <w:t>2026-03-20</w:t>
+      <w:t>2026-03-21</w:t>
       <w:br/>
       <w:br/>
     </w:r>

--- a/tillsyn/A 63151-2025 tillsynsbegäran.docx
+++ b/tillsyn/A 63151-2025 tillsynsbegäran.docx
@@ -307,7 +307,7 @@
     <w:r>
       <w:tab/>
       <w:tab/>
-      <w:t>2026-03-21</w:t>
+      <w:t>2026-03-22</w:t>
       <w:br/>
       <w:br/>
     </w:r>

--- a/tillsyn/A 63151-2025 tillsynsbegäran.docx
+++ b/tillsyn/A 63151-2025 tillsynsbegäran.docx
@@ -307,7 +307,7 @@
     <w:r>
       <w:tab/>
       <w:tab/>
-      <w:t>2026-03-22</w:t>
+      <w:t>2026-03-23</w:t>
       <w:br/>
       <w:br/>
     </w:r>

--- a/tillsyn/A 63151-2025 tillsynsbegäran.docx
+++ b/tillsyn/A 63151-2025 tillsynsbegäran.docx
@@ -307,7 +307,7 @@
     <w:r>
       <w:tab/>
       <w:tab/>
-      <w:t>2026-03-23</w:t>
+      <w:t>2026-03-24</w:t>
       <w:br/>
       <w:br/>
     </w:r>

--- a/tillsyn/A 63151-2025 tillsynsbegäran.docx
+++ b/tillsyn/A 63151-2025 tillsynsbegäran.docx
@@ -307,7 +307,7 @@
     <w:r>
       <w:tab/>
       <w:tab/>
-      <w:t>2026-03-24</w:t>
+      <w:t>2026-03-25</w:t>
       <w:br/>
       <w:br/>
     </w:r>

--- a/tillsyn/A 63151-2025 tillsynsbegäran.docx
+++ b/tillsyn/A 63151-2025 tillsynsbegäran.docx
@@ -307,7 +307,7 @@
     <w:r>
       <w:tab/>
       <w:tab/>
-      <w:t>2026-03-25</w:t>
+      <w:t>2026-03-26</w:t>
       <w:br/>
       <w:br/>
     </w:r>

--- a/tillsyn/A 63151-2025 tillsynsbegäran.docx
+++ b/tillsyn/A 63151-2025 tillsynsbegäran.docx
@@ -307,7 +307,7 @@
     <w:r>
       <w:tab/>
       <w:tab/>
-      <w:t>2026-03-26</w:t>
+      <w:t>2026-03-27</w:t>
       <w:br/>
       <w:br/>
     </w:r>

--- a/tillsyn/A 63151-2025 tillsynsbegäran.docx
+++ b/tillsyn/A 63151-2025 tillsynsbegäran.docx
@@ -307,7 +307,7 @@
     <w:r>
       <w:tab/>
       <w:tab/>
-      <w:t>2026-03-27</w:t>
+      <w:t>2026-03-28</w:t>
       <w:br/>
       <w:br/>
     </w:r>

--- a/tillsyn/A 63151-2025 tillsynsbegäran.docx
+++ b/tillsyn/A 63151-2025 tillsynsbegäran.docx
@@ -307,7 +307,7 @@
     <w:r>
       <w:tab/>
       <w:tab/>
-      <w:t>2026-03-28</w:t>
+      <w:t>2026-03-29</w:t>
       <w:br/>
       <w:br/>
     </w:r>

--- a/tillsyn/A 63151-2025 tillsynsbegäran.docx
+++ b/tillsyn/A 63151-2025 tillsynsbegäran.docx
@@ -307,7 +307,7 @@
     <w:r>
       <w:tab/>
       <w:tab/>
-      <w:t>2026-03-29</w:t>
+      <w:t>2026-03-30</w:t>
       <w:br/>
       <w:br/>
     </w:r>

--- a/tillsyn/A 63151-2025 tillsynsbegäran.docx
+++ b/tillsyn/A 63151-2025 tillsynsbegäran.docx
@@ -307,7 +307,7 @@
     <w:r>
       <w:tab/>
       <w:tab/>
-      <w:t>2026-03-30</w:t>
+      <w:t>2026-03-31</w:t>
       <w:br/>
       <w:br/>
     </w:r>

--- a/tillsyn/A 63151-2025 tillsynsbegäran.docx
+++ b/tillsyn/A 63151-2025 tillsynsbegäran.docx
@@ -307,7 +307,7 @@
     <w:r>
       <w:tab/>
       <w:tab/>
-      <w:t>2026-03-31</w:t>
+      <w:t>2026-04-01</w:t>
       <w:br/>
       <w:br/>
     </w:r>

--- a/tillsyn/A 63151-2025 tillsynsbegäran.docx
+++ b/tillsyn/A 63151-2025 tillsynsbegäran.docx
@@ -307,7 +307,7 @@
     <w:r>
       <w:tab/>
       <w:tab/>
-      <w:t>2026-04-01</w:t>
+      <w:t>2026-04-02</w:t>
       <w:br/>
       <w:br/>
     </w:r>

--- a/tillsyn/A 63151-2025 tillsynsbegäran.docx
+++ b/tillsyn/A 63151-2025 tillsynsbegäran.docx
@@ -307,7 +307,7 @@
     <w:r>
       <w:tab/>
       <w:tab/>
-      <w:t>2026-04-02</w:t>
+      <w:t>2026-04-03</w:t>
       <w:br/>
       <w:br/>
     </w:r>

--- a/tillsyn/A 63151-2025 tillsynsbegäran.docx
+++ b/tillsyn/A 63151-2025 tillsynsbegäran.docx
@@ -307,7 +307,7 @@
     <w:r>
       <w:tab/>
       <w:tab/>
-      <w:t>2026-04-03</w:t>
+      <w:t>2026-04-04</w:t>
       <w:br/>
       <w:br/>
     </w:r>

--- a/tillsyn/A 63151-2025 tillsynsbegäran.docx
+++ b/tillsyn/A 63151-2025 tillsynsbegäran.docx
@@ -307,7 +307,7 @@
     <w:r>
       <w:tab/>
       <w:tab/>
-      <w:t>2026-04-04</w:t>
+      <w:t>2026-04-05</w:t>
       <w:br/>
       <w:br/>
     </w:r>

--- a/tillsyn/A 63151-2025 tillsynsbegäran.docx
+++ b/tillsyn/A 63151-2025 tillsynsbegäran.docx
@@ -307,7 +307,7 @@
     <w:r>
       <w:tab/>
       <w:tab/>
-      <w:t>2026-04-05</w:t>
+      <w:t>2026-04-06</w:t>
       <w:br/>
       <w:br/>
     </w:r>

--- a/tillsyn/A 63151-2025 tillsynsbegäran.docx
+++ b/tillsyn/A 63151-2025 tillsynsbegäran.docx
@@ -316,7 +316,7 @@
     <w:r>
       <w:tab/>
       <w:tab/>
-      <w:t>2026-06-15</w:t>
+      <w:t>2026-06-16</w:t>
       <w:br/>
       <w:br/>
     </w:r>

--- a/tillsyn/A 63151-2025 tillsynsbegäran.docx
+++ b/tillsyn/A 63151-2025 tillsynsbegäran.docx
@@ -316,7 +316,7 @@
     <w:r>
       <w:tab/>
       <w:tab/>
-      <w:t>2026-06-16</w:t>
+      <w:t>2026-06-17</w:t>
       <w:br/>
       <w:br/>
     </w:r>

--- a/tillsyn/A 63151-2025 tillsynsbegäran.docx
+++ b/tillsyn/A 63151-2025 tillsynsbegäran.docx
@@ -1,6 +1,6 @@
 
 <file path=word/document.xml><?xml version="1.0" encoding="utf-8"?>
-<w:document xmlns:wpc="http://schemas.microsoft.com/office/word/2010/wordprocessingCanvas" xmlns:cx="http://schemas.microsoft.com/office/drawing/2014/chartex" xmlns:cx1="http://schemas.microsoft.com/office/drawing/2015/9/8/chartex" xmlns:cx2="http://schemas.microsoft.com/office/drawing/2015/10/21/chartex" xmlns:cx3="http://schemas.microsoft.com/office/drawing/2016/5/9/chartex" xmlns:cx4="http://schemas.microsoft.com/office/drawing/2016/5/10/chartex" xmlns:cx5="http://schemas.microsoft.com/office/drawing/2016/5/11/chartex" xmlns:cx6="http://schemas.microsoft.com/office/drawing/2016/5/12/chartex" xmlns:cx7="http://schemas.microsoft.com/office/drawing/2016/5/13/chartex" xmlns:cx8="http://schemas.microsoft.com/office/drawing/2016/5/14/chartex" xmlns:mc="http://schemas.openxmlformats.org/markup-compatibility/2006" xmlns:aink="http://schemas.microsoft.com/office/drawing/2016/ink" xmlns:am3d="http://schemas.microsoft.com/office/drawing/2017/model3d" xmlns:o="urn:schemas-microsoft-com:office:office" xmlns:oel="http://schemas.microsoft.com/office/2019/extlst" xmlns:r="http://schemas.openxmlformats.org/officeDocument/2006/relationships" xmlns:m="http://schemas.openxmlformats.org/officeDocument/2006/math" xmlns:v="urn:schemas-microsoft-com:vml" xmlns:wp14="http://schemas.microsoft.com/office/word/2010/wordprocessingDrawing" xmlns:wp="http://schemas.openxmlformats.org/drawingml/2006/wordprocessingDrawing" xmlns:w10="urn:schemas-microsoft-com:office:word" xmlns:w="http://schemas.openxmlformats.org/wordprocessingml/2006/main" xmlns:w14="http://schemas.microsoft.com/office/word/2010/wordml" xmlns:w15="http://schemas.microsoft.com/office/word/2012/wordml" xmlns:w16cex="http://schemas.microsoft.com/office/word/2018/wordml/cex" xmlns:w16cid="http://schemas.microsoft.com/office/word/2016/wordml/cid" xmlns:w16="http://schemas.microsoft.com/office/word/2018/wordml" xmlns:w16sdtdh="http://schemas.microsoft.com/office/word/2020/wordml/sdtdatahash" xmlns:w16se="http://schemas.microsoft.com/office/word/2015/wordml/symex" xmlns:wpg="http://schemas.microsoft.com/office/word/2010/wordprocessingGroup" xmlns:wpi="http://schemas.microsoft.com/office/word/2010/wordprocessingInk" xmlns:wne="http://schemas.microsoft.com/office/word/2006/wordml" xmlns:wps="http://schemas.microsoft.com/office/word/2010/wordprocessingShape" mc:Ignorable="w14 w15 w16se w16cid w16 w16cex w16sdtdh wp14">
+<w:document xmlns:wpc="http://schemas.microsoft.com/office/word/2010/wordprocessingCanvas" xmlns:cx="http://schemas.microsoft.com/office/drawing/2014/chartex" xmlns:cx1="http://schemas.microsoft.com/office/drawing/2015/9/8/chartex" xmlns:cx2="http://schemas.microsoft.com/office/drawing/2015/10/21/chartex" xmlns:cx3="http://schemas.microsoft.com/office/drawing/2016/5/9/chartex" xmlns:cx4="http://schemas.microsoft.com/office/drawing/2016/5/10/chartex" xmlns:cx5="http://schemas.microsoft.com/office/drawing/2016/5/11/chartex" xmlns:cx6="http://schemas.microsoft.com/office/drawing/2016/5/12/chartex" xmlns:cx7="http://schemas.microsoft.com/office/drawing/2016/5/13/chartex" xmlns:cx8="http://schemas.microsoft.com/office/drawing/2016/5/14/chartex" xmlns:mc="http://schemas.openxmlformats.org/markup-compatibility/2006" xmlns:aink="http://schemas.microsoft.com/office/drawing/2016/ink" xmlns:am3d="http://schemas.microsoft.com/office/drawing/2017/model3d" xmlns:o="urn:schemas-microsoft-com:office:office" xmlns:oel="http://schemas.microsoft.com/office/2019/extlst" xmlns:r="http://schemas.openxmlformats.org/officeDocument/2006/relationships" xmlns:m="http://schemas.openxmlformats.org/officeDocument/2006/math" xmlns:v="urn:schemas-microsoft-com:vml" xmlns:wp14="http://schemas.microsoft.com/office/word/2010/wordprocessingDrawing" xmlns:wp="http://schemas.openxmlformats.org/drawingml/2006/wordprocessingDrawing" xmlns:w10="urn:schemas-microsoft-com:office:word" xmlns:w="http://schemas.openxmlformats.org/wordprocessingml/2006/main" xmlns:w14="http://schemas.microsoft.com/office/word/2010/wordml" xmlns:w15="http://schemas.microsoft.com/office/word/2012/wordml" xmlns:w16cex="http://schemas.microsoft.com/office/word/2018/wordml/cex" xmlns:w16cid="http://schemas.microsoft.com/office/word/2016/wordml/cid" xmlns:w16="http://schemas.microsoft.com/office/word/2018/wordml" xmlns:w16du="http://schemas.microsoft.com/office/word/2023/wordml/word16du" xmlns:w16sdtdh="http://schemas.microsoft.com/office/word/2020/wordml/sdtdatahash" xmlns:w16sdtfl="http://schemas.microsoft.com/office/word/2024/wordml/sdtformatlock" xmlns:w16se="http://schemas.microsoft.com/office/word/2015/wordml/symex" xmlns:wpg="http://schemas.microsoft.com/office/word/2010/wordprocessingGroup" xmlns:wpi="http://schemas.microsoft.com/office/word/2010/wordprocessingInk" xmlns:wne="http://schemas.microsoft.com/office/word/2006/wordml" xmlns:wps="http://schemas.microsoft.com/office/word/2010/wordprocessingShape" mc:Ignorable="w14 w15 w16se w16cid w16 w16cex w16sdtdh w16sdtfl w16du wp14">
   <w:body>
     <w:p>
       <w:pPr>
@@ -12,35 +12,10 @@
     </w:p>
     <w:p>
       <w:r>
-        <w:t>Detta dokument behandlar höga naturvärden i avverkningsanmälan A 63151-2025 i Vilhelmina kommun. Denna avverkningsanmälan inkom 2025-12-18 00:00:00 och omfattar 41,7 ha.</w:t>
+        <w:t>Detta dokument behandlar höga naturvärden i avverkningsanmälan A 63151-2025 i Vilhelmina kommun som inkom 2025-12-18 och omfattar 41,7 ha.</w:t>
       </w:r>
-    </w:p>
-    <w:p>
       <w:r>
-        <w:t>Vi begär härmed att Skogsstyrelsen fattar beslut enligt miljöbalken som säkerställer att skogens höga naturvärden bevaras samt säkerställer att EU-lagstiftning efterlevs och att artskyddsbrott förhindras. Vi önskar även ta del av de ställningstaganden och beslut som myndigheterna meddelar till följd av aktuell avverkningsanmälan och föreningens inlaga (se 34 § förvaltningslagen).</w:t>
-      </w:r>
-    </w:p>
-    <w:p>
-      <w:r>
-        <w:t>Nedan beskrivs fynd av naturvårdsarter som gjorts i det avverkningsanmälda området.</w:t>
-      </w:r>
-    </w:p>
-    <w:p>
-      <w:pPr>
-        <w:pStyle w:val="Heading1"/>
-      </w:pPr>
-      <w:r>
-        <w:t>Naturvårdsarter</w:t>
-      </w:r>
-    </w:p>
-    <w:p>
-      <w:r>
-        <w:t>I avverkningsanmälan har följande 4 naturvårdsarter hittats: blå taggsvamp (NT), garnlav (NT), vedflamlav (NT) och skinnlav (S). Av dessa är 3 rödlistade. För rödlistade arter har rödlistekategorin angivits inom parentes. Arter som är signalarter enligt Skogsstyrelsen har markerats med (S).</w:t>
-      </w:r>
-    </w:p>
-    <w:p>
-      <w:r>
-        <w:t>De påträffade naturvårdsarterna är ett tydligt kvitto på att detta rör sig om en skog med höga naturvärden. I Figur 1 visas en karta över det avverkningsanmälda området, där samtliga fyndplatser för naturvårdsarter som finns registrerade på Artportalen har markerats.</w:t>
+        <w:t xml:space="preserve"> I Figur 1 visas fyndplatser för naturvårdsarter i området, som finns registrerade på Artportalen.</w:t>
       </w:r>
     </w:p>
     <w:p>
@@ -50,7 +25,7 @@
       <w:r>
         <w:drawing>
           <wp:inline xmlns:a="http://schemas.openxmlformats.org/drawingml/2006/main" xmlns:pic="http://schemas.openxmlformats.org/drawingml/2006/picture">
-            <wp:extent cx="5486400" cy="5099293"/>
+            <wp:extent cx="5486400" cy="4962830"/>
             <wp:docPr id="1" name="Picture 1"/>
             <wp:cNvGraphicFramePr>
               <a:graphicFrameLocks noChangeAspect="1"/>
@@ -71,7 +46,7 @@
                   <pic:spPr>
                     <a:xfrm>
                       <a:off x="0" y="0"/>
-                      <a:ext cx="5486400" cy="5099293"/>
+                      <a:ext cx="5486400" cy="4962830"/>
                     </a:xfrm>
                     <a:prstGeom prst="rect"/>
                   </pic:spPr>
@@ -85,9 +60,43 @@
     <w:p>
       <w:pPr>
         <w:pStyle w:val="Caption"/>
+        <w:spacing w:after="240"/>
       </w:pPr>
       <w:r>
-        <w:t>Figur 1. Fyndplatser för naturvårdsarter i det avverkningsanmälda området (röd linje). Markörer utan svart kant är placerade på fyndplatsen. Markörer med svart kant är placerade vid sidan av fyndplatsen och har ett svart streck som visar fyndplatsens exakta position. Kartans mittpunktskoordinat är N 7234285, E 534426 i SWEREF 99 TM.</w:t>
+        <w:t>Figur 1. Fyndplatser för naturvårdsarter i avverkningsanmälan (röd linje). Inom parentes anges rödlistekategorier, S för signalarter, Tför typiska arter och fridlysningsparagrafer i artskyddsförordningen.Markörer utan svart kant är placerade på fyndplatsen. Markörer med svart kant är placerade vid sidan av fyndplatsen och har ett svart streck som visar fyndplatsens exakta position. Kartans mittpunktskoordinat är N 7234285, E 534426 i SWEREF 99 TM.</w:t>
+      </w:r>
+    </w:p>
+    <w:p>
+      <w:r>
+        <w:t>Vi begär härmed att Skogsstyrelsen fattar beslut enligt miljöbalken som säkerställer att skogens höga naturvärden bevaras samt att EU-lagstiftning efterlevs och att artskyddsbrott förhindras.</w:t>
+      </w:r>
+    </w:p>
+    <w:p>
+      <w:r>
+        <w:t>Vi önskar även ta del av de ställningstaganden och beslut som myndigheten meddelar till följd av aktuell avverkningsanmälan och föreningens inlaga (se 34 § förvaltningslagen).</w:t>
+      </w:r>
+    </w:p>
+    <w:p>
+      <w:r>
+        <w:t>Nedan beskrivs fynd av naturvårdsarter som gjorts i det avverkningsanmälda området.</w:t>
+      </w:r>
+    </w:p>
+    <w:p>
+      <w:pPr>
+        <w:pStyle w:val="Heading1"/>
+      </w:pPr>
+      <w:r>
+        <w:t>Naturvårdsarter</w:t>
+      </w:r>
+    </w:p>
+    <w:p>
+      <w:r>
+        <w:t>I avverkningsanmälan har följande 5 naturvårdsarter hittats: garnlav (VU, T), blå taggsvamp (NT, T), sotvaxskivling (NT), vedflamlav (NT) och skinnlav (S, T). Av dessa är 4 rödlistade. För rödlistade arter har rödlistekategorin angivits inom parentes. Arter som är signalarter enligt Skogsstyrelsen har markerats med (S). Typiska arter inom Natura 2000 som är kopplade till skogsekosystem har markerats med (T).</w:t>
+      </w:r>
+    </w:p>
+    <w:p>
+      <w:r>
+        <w:t>De påträffade naturvårdsarterna är ett tydligt kvitto på att det rör sig om en skog med höga naturvärden.</w:t>
       </w:r>
     </w:p>
     <w:p>
@@ -173,6 +182,17 @@
         <w:rPr>
           <w:b/>
         </w:rPr>
+        <w:t>Sotvaxskivling (NT)</w:t>
+      </w:r>
+      <w:r>
+        <w:t xml:space="preserve"> bildar mykorrhiza med gran och tall i barrskogar med lång trädkontinuitet. Den totala populationen i landet har minskat och bedöms fortsätta minska till följd av avverkning av äldre barrskogar. Arten har begränsad förmåga att återetablera sig efter slutavverkning eller andra storskaliga skogsbruksåtgärder. Det finns inga indikationer på att den långsiktigt kan etablera eller reproducera sig i skogsbestånd som brukas med trakthyggesmetoder, markberedning, gödsling eller föryngring med förädlat plantmaterial (SLU Artdatabanken, 2026).</w:t>
+      </w:r>
+    </w:p>
+    <w:p>
+      <w:r>
+        <w:rPr>
+          <w:b/>
+        </w:rPr>
         <w:t>Vedflamlav (NT)</w:t>
       </w:r>
       <w:r>
@@ -206,7 +226,7 @@
 </file>
 
 <file path=word/endnotes.xml><?xml version="1.0" encoding="utf-8"?>
-<w:endnotes xmlns:wpc="http://schemas.microsoft.com/office/word/2010/wordprocessingCanvas" xmlns:cx="http://schemas.microsoft.com/office/drawing/2014/chartex" xmlns:cx1="http://schemas.microsoft.com/office/drawing/2015/9/8/chartex" xmlns:cx2="http://schemas.microsoft.com/office/drawing/2015/10/21/chartex" xmlns:cx3="http://schemas.microsoft.com/office/drawing/2016/5/9/chartex" xmlns:cx4="http://schemas.microsoft.com/office/drawing/2016/5/10/chartex" xmlns:cx5="http://schemas.microsoft.com/office/drawing/2016/5/11/chartex" xmlns:cx6="http://schemas.microsoft.com/office/drawing/2016/5/12/chartex" xmlns:cx7="http://schemas.microsoft.com/office/drawing/2016/5/13/chartex" xmlns:cx8="http://schemas.microsoft.com/office/drawing/2016/5/14/chartex" xmlns:mc="http://schemas.openxmlformats.org/markup-compatibility/2006" xmlns:aink="http://schemas.microsoft.com/office/drawing/2016/ink" xmlns:am3d="http://schemas.microsoft.com/office/drawing/2017/model3d" xmlns:o="urn:schemas-microsoft-com:office:office" xmlns:oel="http://schemas.microsoft.com/office/2019/extlst" xmlns:r="http://schemas.openxmlformats.org/officeDocument/2006/relationships" xmlns:m="http://schemas.openxmlformats.org/officeDocument/2006/math" xmlns:v="urn:schemas-microsoft-com:vml" xmlns:wp14="http://schemas.microsoft.com/office/word/2010/wordprocessingDrawing" xmlns:wp="http://schemas.openxmlformats.org/drawingml/2006/wordprocessingDrawing" xmlns:w10="urn:schemas-microsoft-com:office:word" xmlns:w="http://schemas.openxmlformats.org/wordprocessingml/2006/main" xmlns:w14="http://schemas.microsoft.com/office/word/2010/wordml" xmlns:w15="http://schemas.microsoft.com/office/word/2012/wordml" xmlns:w16cex="http://schemas.microsoft.com/office/word/2018/wordml/cex" xmlns:w16cid="http://schemas.microsoft.com/office/word/2016/wordml/cid" xmlns:w16="http://schemas.microsoft.com/office/word/2018/wordml" xmlns:w16sdtdh="http://schemas.microsoft.com/office/word/2020/wordml/sdtdatahash" xmlns:w16se="http://schemas.microsoft.com/office/word/2015/wordml/symex" xmlns:wpg="http://schemas.microsoft.com/office/word/2010/wordprocessingGroup" xmlns:wpi="http://schemas.microsoft.com/office/word/2010/wordprocessingInk" xmlns:wne="http://schemas.microsoft.com/office/word/2006/wordml" xmlns:wps="http://schemas.microsoft.com/office/word/2010/wordprocessingShape" mc:Ignorable="w14 w15 w16se w16cid w16 w16cex w16sdtdh wp14">
+<w:endnotes xmlns:wpc="http://schemas.microsoft.com/office/word/2010/wordprocessingCanvas" xmlns:cx="http://schemas.microsoft.com/office/drawing/2014/chartex" xmlns:cx1="http://schemas.microsoft.com/office/drawing/2015/9/8/chartex" xmlns:cx2="http://schemas.microsoft.com/office/drawing/2015/10/21/chartex" xmlns:cx3="http://schemas.microsoft.com/office/drawing/2016/5/9/chartex" xmlns:cx4="http://schemas.microsoft.com/office/drawing/2016/5/10/chartex" xmlns:cx5="http://schemas.microsoft.com/office/drawing/2016/5/11/chartex" xmlns:cx6="http://schemas.microsoft.com/office/drawing/2016/5/12/chartex" xmlns:cx7="http://schemas.microsoft.com/office/drawing/2016/5/13/chartex" xmlns:cx8="http://schemas.microsoft.com/office/drawing/2016/5/14/chartex" xmlns:mc="http://schemas.openxmlformats.org/markup-compatibility/2006" xmlns:aink="http://schemas.microsoft.com/office/drawing/2016/ink" xmlns:am3d="http://schemas.microsoft.com/office/drawing/2017/model3d" xmlns:o="urn:schemas-microsoft-com:office:office" xmlns:oel="http://schemas.microsoft.com/office/2019/extlst" xmlns:r="http://schemas.openxmlformats.org/officeDocument/2006/relationships" xmlns:m="http://schemas.openxmlformats.org/officeDocument/2006/math" xmlns:v="urn:schemas-microsoft-com:vml" xmlns:wp14="http://schemas.microsoft.com/office/word/2010/wordprocessingDrawing" xmlns:wp="http://schemas.openxmlformats.org/drawingml/2006/wordprocessingDrawing" xmlns:w10="urn:schemas-microsoft-com:office:word" xmlns:w="http://schemas.openxmlformats.org/wordprocessingml/2006/main" xmlns:w14="http://schemas.microsoft.com/office/word/2010/wordml" xmlns:w15="http://schemas.microsoft.com/office/word/2012/wordml" xmlns:w16cex="http://schemas.microsoft.com/office/word/2018/wordml/cex" xmlns:w16cid="http://schemas.microsoft.com/office/word/2016/wordml/cid" xmlns:w16="http://schemas.microsoft.com/office/word/2018/wordml" xmlns:w16du="http://schemas.microsoft.com/office/word/2023/wordml/word16du" xmlns:w16sdtdh="http://schemas.microsoft.com/office/word/2020/wordml/sdtdatahash" xmlns:w16sdtfl="http://schemas.microsoft.com/office/word/2024/wordml/sdtformatlock" xmlns:w16se="http://schemas.microsoft.com/office/word/2015/wordml/symex" xmlns:wpg="http://schemas.microsoft.com/office/word/2010/wordprocessingGroup" xmlns:wpi="http://schemas.microsoft.com/office/word/2010/wordprocessingInk" xmlns:wne="http://schemas.microsoft.com/office/word/2006/wordml" xmlns:wps="http://schemas.microsoft.com/office/word/2010/wordprocessingShape" mc:Ignorable="w14 w15 w16se w16cid w16 w16cex w16sdtdh w16sdtfl w16du wp14">
   <w:endnote w:type="separator" w:id="-1">
     <w:p>
       <w:pPr>
@@ -231,7 +251,7 @@
 </file>
 
 <file path=word/footer1.xml><?xml version="1.0" encoding="utf-8"?>
-<w:ftr xmlns:wpc="http://schemas.microsoft.com/office/word/2010/wordprocessingCanvas" xmlns:cx="http://schemas.microsoft.com/office/drawing/2014/chartex" xmlns:cx1="http://schemas.microsoft.com/office/drawing/2015/9/8/chartex" xmlns:cx2="http://schemas.microsoft.com/office/drawing/2015/10/21/chartex" xmlns:cx3="http://schemas.microsoft.com/office/drawing/2016/5/9/chartex" xmlns:cx4="http://schemas.microsoft.com/office/drawing/2016/5/10/chartex" xmlns:cx5="http://schemas.microsoft.com/office/drawing/2016/5/11/chartex" xmlns:cx6="http://schemas.microsoft.com/office/drawing/2016/5/12/chartex" xmlns:cx7="http://schemas.microsoft.com/office/drawing/2016/5/13/chartex" xmlns:cx8="http://schemas.microsoft.com/office/drawing/2016/5/14/chartex" xmlns:mc="http://schemas.openxmlformats.org/markup-compatibility/2006" xmlns:aink="http://schemas.microsoft.com/office/drawing/2016/ink" xmlns:am3d="http://schemas.microsoft.com/office/drawing/2017/model3d" xmlns:o="urn:schemas-microsoft-com:office:office" xmlns:oel="http://schemas.microsoft.com/office/2019/extlst" xmlns:r="http://schemas.openxmlformats.org/officeDocument/2006/relationships" xmlns:m="http://schemas.openxmlformats.org/officeDocument/2006/math" xmlns:v="urn:schemas-microsoft-com:vml" xmlns:wp14="http://schemas.microsoft.com/office/word/2010/wordprocessingDrawing" xmlns:wp="http://schemas.openxmlformats.org/drawingml/2006/wordprocessingDrawing" xmlns:w10="urn:schemas-microsoft-com:office:word" xmlns:w="http://schemas.openxmlformats.org/wordprocessingml/2006/main" xmlns:w14="http://schemas.microsoft.com/office/word/2010/wordml" xmlns:w15="http://schemas.microsoft.com/office/word/2012/wordml" xmlns:w16cex="http://schemas.microsoft.com/office/word/2018/wordml/cex" xmlns:w16cid="http://schemas.microsoft.com/office/word/2016/wordml/cid" xmlns:w16="http://schemas.microsoft.com/office/word/2018/wordml" xmlns:w16sdtdh="http://schemas.microsoft.com/office/word/2020/wordml/sdtdatahash" xmlns:w16se="http://schemas.microsoft.com/office/word/2015/wordml/symex" xmlns:wpg="http://schemas.microsoft.com/office/word/2010/wordprocessingGroup" xmlns:wpi="http://schemas.microsoft.com/office/word/2010/wordprocessingInk" xmlns:wne="http://schemas.microsoft.com/office/word/2006/wordml" xmlns:wps="http://schemas.microsoft.com/office/word/2010/wordprocessingShape" mc:Ignorable="w14 w15 w16se w16cid w16 w16cex w16sdtdh wp14">
+<w:ftr xmlns:wpc="http://schemas.microsoft.com/office/word/2010/wordprocessingCanvas" xmlns:cx="http://schemas.microsoft.com/office/drawing/2014/chartex" xmlns:cx1="http://schemas.microsoft.com/office/drawing/2015/9/8/chartex" xmlns:cx2="http://schemas.microsoft.com/office/drawing/2015/10/21/chartex" xmlns:cx3="http://schemas.microsoft.com/office/drawing/2016/5/9/chartex" xmlns:cx4="http://schemas.microsoft.com/office/drawing/2016/5/10/chartex" xmlns:cx5="http://schemas.microsoft.com/office/drawing/2016/5/11/chartex" xmlns:cx6="http://schemas.microsoft.com/office/drawing/2016/5/12/chartex" xmlns:cx7="http://schemas.microsoft.com/office/drawing/2016/5/13/chartex" xmlns:cx8="http://schemas.microsoft.com/office/drawing/2016/5/14/chartex" xmlns:mc="http://schemas.openxmlformats.org/markup-compatibility/2006" xmlns:aink="http://schemas.microsoft.com/office/drawing/2016/ink" xmlns:am3d="http://schemas.microsoft.com/office/drawing/2017/model3d" xmlns:o="urn:schemas-microsoft-com:office:office" xmlns:oel="http://schemas.microsoft.com/office/2019/extlst" xmlns:r="http://schemas.openxmlformats.org/officeDocument/2006/relationships" xmlns:m="http://schemas.openxmlformats.org/officeDocument/2006/math" xmlns:v="urn:schemas-microsoft-com:vml" xmlns:wp14="http://schemas.microsoft.com/office/word/2010/wordprocessingDrawing" xmlns:wp="http://schemas.openxmlformats.org/drawingml/2006/wordprocessingDrawing" xmlns:w10="urn:schemas-microsoft-com:office:word" xmlns:w="http://schemas.openxmlformats.org/wordprocessingml/2006/main" xmlns:w14="http://schemas.microsoft.com/office/word/2010/wordml" xmlns:w15="http://schemas.microsoft.com/office/word/2012/wordml" xmlns:w16cex="http://schemas.microsoft.com/office/word/2018/wordml/cex" xmlns:w16cid="http://schemas.microsoft.com/office/word/2016/wordml/cid" xmlns:w16="http://schemas.microsoft.com/office/word/2018/wordml" xmlns:w16du="http://schemas.microsoft.com/office/word/2023/wordml/word16du" xmlns:w16sdtdh="http://schemas.microsoft.com/office/word/2020/wordml/sdtdatahash" xmlns:w16sdtfl="http://schemas.microsoft.com/office/word/2024/wordml/sdtformatlock" xmlns:w16se="http://schemas.microsoft.com/office/word/2015/wordml/symex" xmlns:wpg="http://schemas.microsoft.com/office/word/2010/wordprocessingGroup" xmlns:wpi="http://schemas.microsoft.com/office/word/2010/wordprocessingInk" xmlns:wne="http://schemas.microsoft.com/office/word/2006/wordml" xmlns:wps="http://schemas.microsoft.com/office/word/2010/wordprocessingShape" mc:Ignorable="w14 w15 w16se w16cid w16 w16cex w16sdtdh w16sdtfl w16du wp14">
   <w:p>
     <w:pPr>
       <w:pStyle w:val="Footer"/>
@@ -241,7 +261,7 @@
 </file>
 
 <file path=word/footer2.xml><?xml version="1.0" encoding="utf-8"?>
-<w:ftr xmlns:wpc="http://schemas.microsoft.com/office/word/2010/wordprocessingCanvas" xmlns:cx="http://schemas.microsoft.com/office/drawing/2014/chartex" xmlns:cx1="http://schemas.microsoft.com/office/drawing/2015/9/8/chartex" xmlns:cx2="http://schemas.microsoft.com/office/drawing/2015/10/21/chartex" xmlns:cx3="http://schemas.microsoft.com/office/drawing/2016/5/9/chartex" xmlns:cx4="http://schemas.microsoft.com/office/drawing/2016/5/10/chartex" xmlns:cx5="http://schemas.microsoft.com/office/drawing/2016/5/11/chartex" xmlns:cx6="http://schemas.microsoft.com/office/drawing/2016/5/12/chartex" xmlns:cx7="http://schemas.microsoft.com/office/drawing/2016/5/13/chartex" xmlns:cx8="http://schemas.microsoft.com/office/drawing/2016/5/14/chartex" xmlns:mc="http://schemas.openxmlformats.org/markup-compatibility/2006" xmlns:aink="http://schemas.microsoft.com/office/drawing/2016/ink" xmlns:am3d="http://schemas.microsoft.com/office/drawing/2017/model3d" xmlns:o="urn:schemas-microsoft-com:office:office" xmlns:oel="http://schemas.microsoft.com/office/2019/extlst" xmlns:r="http://schemas.openxmlformats.org/officeDocument/2006/relationships" xmlns:m="http://schemas.openxmlformats.org/officeDocument/2006/math" xmlns:v="urn:schemas-microsoft-com:vml" xmlns:wp14="http://schemas.microsoft.com/office/word/2010/wordprocessingDrawing" xmlns:wp="http://schemas.openxmlformats.org/drawingml/2006/wordprocessingDrawing" xmlns:w10="urn:schemas-microsoft-com:office:word" xmlns:w="http://schemas.openxmlformats.org/wordprocessingml/2006/main" xmlns:w14="http://schemas.microsoft.com/office/word/2010/wordml" xmlns:w15="http://schemas.microsoft.com/office/word/2012/wordml" xmlns:w16cex="http://schemas.microsoft.com/office/word/2018/wordml/cex" xmlns:w16cid="http://schemas.microsoft.com/office/word/2016/wordml/cid" xmlns:w16="http://schemas.microsoft.com/office/word/2018/wordml" xmlns:w16sdtdh="http://schemas.microsoft.com/office/word/2020/wordml/sdtdatahash" xmlns:w16se="http://schemas.microsoft.com/office/word/2015/wordml/symex" xmlns:wpg="http://schemas.microsoft.com/office/word/2010/wordprocessingGroup" xmlns:wpi="http://schemas.microsoft.com/office/word/2010/wordprocessingInk" xmlns:wne="http://schemas.microsoft.com/office/word/2006/wordml" xmlns:wps="http://schemas.microsoft.com/office/word/2010/wordprocessingShape" mc:Ignorable="w14 w15 w16se w16cid w16 w16cex w16sdtdh wp14">
+<w:ftr xmlns:wpc="http://schemas.microsoft.com/office/word/2010/wordprocessingCanvas" xmlns:cx="http://schemas.microsoft.com/office/drawing/2014/chartex" xmlns:cx1="http://schemas.microsoft.com/office/drawing/2015/9/8/chartex" xmlns:cx2="http://schemas.microsoft.com/office/drawing/2015/10/21/chartex" xmlns:cx3="http://schemas.microsoft.com/office/drawing/2016/5/9/chartex" xmlns:cx4="http://schemas.microsoft.com/office/drawing/2016/5/10/chartex" xmlns:cx5="http://schemas.microsoft.com/office/drawing/2016/5/11/chartex" xmlns:cx6="http://schemas.microsoft.com/office/drawing/2016/5/12/chartex" xmlns:cx7="http://schemas.microsoft.com/office/drawing/2016/5/13/chartex" xmlns:cx8="http://schemas.microsoft.com/office/drawing/2016/5/14/chartex" xmlns:mc="http://schemas.openxmlformats.org/markup-compatibility/2006" xmlns:aink="http://schemas.microsoft.com/office/drawing/2016/ink" xmlns:am3d="http://schemas.microsoft.com/office/drawing/2017/model3d" xmlns:o="urn:schemas-microsoft-com:office:office" xmlns:oel="http://schemas.microsoft.com/office/2019/extlst" xmlns:r="http://schemas.openxmlformats.org/officeDocument/2006/relationships" xmlns:m="http://schemas.openxmlformats.org/officeDocument/2006/math" xmlns:v="urn:schemas-microsoft-com:vml" xmlns:wp14="http://schemas.microsoft.com/office/word/2010/wordprocessingDrawing" xmlns:wp="http://schemas.openxmlformats.org/drawingml/2006/wordprocessingDrawing" xmlns:w10="urn:schemas-microsoft-com:office:word" xmlns:w="http://schemas.openxmlformats.org/wordprocessingml/2006/main" xmlns:w14="http://schemas.microsoft.com/office/word/2010/wordml" xmlns:w15="http://schemas.microsoft.com/office/word/2012/wordml" xmlns:w16cex="http://schemas.microsoft.com/office/word/2018/wordml/cex" xmlns:w16cid="http://schemas.microsoft.com/office/word/2016/wordml/cid" xmlns:w16="http://schemas.microsoft.com/office/word/2018/wordml" xmlns:w16du="http://schemas.microsoft.com/office/word/2023/wordml/word16du" xmlns:w16sdtdh="http://schemas.microsoft.com/office/word/2020/wordml/sdtdatahash" xmlns:w16sdtfl="http://schemas.microsoft.com/office/word/2024/wordml/sdtformatlock" xmlns:w16se="http://schemas.microsoft.com/office/word/2015/wordml/symex" xmlns:wpg="http://schemas.microsoft.com/office/word/2010/wordprocessingGroup" xmlns:wpi="http://schemas.microsoft.com/office/word/2010/wordprocessingInk" xmlns:wne="http://schemas.microsoft.com/office/word/2006/wordml" xmlns:wps="http://schemas.microsoft.com/office/word/2010/wordprocessingShape" mc:Ignorable="w14 w15 w16se w16cid w16 w16cex w16sdtdh w16sdtfl w16du wp14">
   <w:p>
     <w:pPr>
       <w:pStyle w:val="Footer"/>
@@ -251,7 +271,7 @@
 </file>
 
 <file path=word/footer3.xml><?xml version="1.0" encoding="utf-8"?>
-<w:ftr xmlns:wpc="http://schemas.microsoft.com/office/word/2010/wordprocessingCanvas" xmlns:cx="http://schemas.microsoft.com/office/drawing/2014/chartex" xmlns:cx1="http://schemas.microsoft.com/office/drawing/2015/9/8/chartex" xmlns:cx2="http://schemas.microsoft.com/office/drawing/2015/10/21/chartex" xmlns:cx3="http://schemas.microsoft.com/office/drawing/2016/5/9/chartex" xmlns:cx4="http://schemas.microsoft.com/office/drawing/2016/5/10/chartex" xmlns:cx5="http://schemas.microsoft.com/office/drawing/2016/5/11/chartex" xmlns:cx6="http://schemas.microsoft.com/office/drawing/2016/5/12/chartex" xmlns:cx7="http://schemas.microsoft.com/office/drawing/2016/5/13/chartex" xmlns:cx8="http://schemas.microsoft.com/office/drawing/2016/5/14/chartex" xmlns:mc="http://schemas.openxmlformats.org/markup-compatibility/2006" xmlns:aink="http://schemas.microsoft.com/office/drawing/2016/ink" xmlns:am3d="http://schemas.microsoft.com/office/drawing/2017/model3d" xmlns:o="urn:schemas-microsoft-com:office:office" xmlns:oel="http://schemas.microsoft.com/office/2019/extlst" xmlns:r="http://schemas.openxmlformats.org/officeDocument/2006/relationships" xmlns:m="http://schemas.openxmlformats.org/officeDocument/2006/math" xmlns:v="urn:schemas-microsoft-com:vml" xmlns:wp14="http://schemas.microsoft.com/office/word/2010/wordprocessingDrawing" xmlns:wp="http://schemas.openxmlformats.org/drawingml/2006/wordprocessingDrawing" xmlns:w10="urn:schemas-microsoft-com:office:word" xmlns:w="http://schemas.openxmlformats.org/wordprocessingml/2006/main" xmlns:w14="http://schemas.microsoft.com/office/word/2010/wordml" xmlns:w15="http://schemas.microsoft.com/office/word/2012/wordml" xmlns:w16cex="http://schemas.microsoft.com/office/word/2018/wordml/cex" xmlns:w16cid="http://schemas.microsoft.com/office/word/2016/wordml/cid" xmlns:w16="http://schemas.microsoft.com/office/word/2018/wordml" xmlns:w16sdtdh="http://schemas.microsoft.com/office/word/2020/wordml/sdtdatahash" xmlns:w16se="http://schemas.microsoft.com/office/word/2015/wordml/symex" xmlns:wpg="http://schemas.microsoft.com/office/word/2010/wordprocessingGroup" xmlns:wpi="http://schemas.microsoft.com/office/word/2010/wordprocessingInk" xmlns:wne="http://schemas.microsoft.com/office/word/2006/wordml" xmlns:wps="http://schemas.microsoft.com/office/word/2010/wordprocessingShape" mc:Ignorable="w14 w15 w16se w16cid w16 w16cex w16sdtdh wp14">
+<w:ftr xmlns:wpc="http://schemas.microsoft.com/office/word/2010/wordprocessingCanvas" xmlns:cx="http://schemas.microsoft.com/office/drawing/2014/chartex" xmlns:cx1="http://schemas.microsoft.com/office/drawing/2015/9/8/chartex" xmlns:cx2="http://schemas.microsoft.com/office/drawing/2015/10/21/chartex" xmlns:cx3="http://schemas.microsoft.com/office/drawing/2016/5/9/chartex" xmlns:cx4="http://schemas.microsoft.com/office/drawing/2016/5/10/chartex" xmlns:cx5="http://schemas.microsoft.com/office/drawing/2016/5/11/chartex" xmlns:cx6="http://schemas.microsoft.com/office/drawing/2016/5/12/chartex" xmlns:cx7="http://schemas.microsoft.com/office/drawing/2016/5/13/chartex" xmlns:cx8="http://schemas.microsoft.com/office/drawing/2016/5/14/chartex" xmlns:mc="http://schemas.openxmlformats.org/markup-compatibility/2006" xmlns:aink="http://schemas.microsoft.com/office/drawing/2016/ink" xmlns:am3d="http://schemas.microsoft.com/office/drawing/2017/model3d" xmlns:o="urn:schemas-microsoft-com:office:office" xmlns:oel="http://schemas.microsoft.com/office/2019/extlst" xmlns:r="http://schemas.openxmlformats.org/officeDocument/2006/relationships" xmlns:m="http://schemas.openxmlformats.org/officeDocument/2006/math" xmlns:v="urn:schemas-microsoft-com:vml" xmlns:wp14="http://schemas.microsoft.com/office/word/2010/wordprocessingDrawing" xmlns:wp="http://schemas.openxmlformats.org/drawingml/2006/wordprocessingDrawing" xmlns:w10="urn:schemas-microsoft-com:office:word" xmlns:w="http://schemas.openxmlformats.org/wordprocessingml/2006/main" xmlns:w14="http://schemas.microsoft.com/office/word/2010/wordml" xmlns:w15="http://schemas.microsoft.com/office/word/2012/wordml" xmlns:w16cex="http://schemas.microsoft.com/office/word/2018/wordml/cex" xmlns:w16cid="http://schemas.microsoft.com/office/word/2016/wordml/cid" xmlns:w16="http://schemas.microsoft.com/office/word/2018/wordml" xmlns:w16du="http://schemas.microsoft.com/office/word/2023/wordml/word16du" xmlns:w16sdtdh="http://schemas.microsoft.com/office/word/2020/wordml/sdtdatahash" xmlns:w16sdtfl="http://schemas.microsoft.com/office/word/2024/wordml/sdtformatlock" xmlns:w16se="http://schemas.microsoft.com/office/word/2015/wordml/symex" xmlns:wpg="http://schemas.microsoft.com/office/word/2010/wordprocessingGroup" xmlns:wpi="http://schemas.microsoft.com/office/word/2010/wordprocessingInk" xmlns:wne="http://schemas.microsoft.com/office/word/2006/wordml" xmlns:wps="http://schemas.microsoft.com/office/word/2010/wordprocessingShape" mc:Ignorable="w14 w15 w16se w16cid w16 w16cex w16sdtdh w16sdtfl w16du wp14">
   <w:p>
     <w:pPr>
       <w:pStyle w:val="Footer"/>
@@ -261,7 +281,7 @@
 </file>
 
 <file path=word/footnotes.xml><?xml version="1.0" encoding="utf-8"?>
-<w:footnotes xmlns:wpc="http://schemas.microsoft.com/office/word/2010/wordprocessingCanvas" xmlns:cx="http://schemas.microsoft.com/office/drawing/2014/chartex" xmlns:cx1="http://schemas.microsoft.com/office/drawing/2015/9/8/chartex" xmlns:cx2="http://schemas.microsoft.com/office/drawing/2015/10/21/chartex" xmlns:cx3="http://schemas.microsoft.com/office/drawing/2016/5/9/chartex" xmlns:cx4="http://schemas.microsoft.com/office/drawing/2016/5/10/chartex" xmlns:cx5="http://schemas.microsoft.com/office/drawing/2016/5/11/chartex" xmlns:cx6="http://schemas.microsoft.com/office/drawing/2016/5/12/chartex" xmlns:cx7="http://schemas.microsoft.com/office/drawing/2016/5/13/chartex" xmlns:cx8="http://schemas.microsoft.com/office/drawing/2016/5/14/chartex" xmlns:mc="http://schemas.openxmlformats.org/markup-compatibility/2006" xmlns:aink="http://schemas.microsoft.com/office/drawing/2016/ink" xmlns:am3d="http://schemas.microsoft.com/office/drawing/2017/model3d" xmlns:o="urn:schemas-microsoft-com:office:office" xmlns:oel="http://schemas.microsoft.com/office/2019/extlst" xmlns:r="http://schemas.openxmlformats.org/officeDocument/2006/relationships" xmlns:m="http://schemas.openxmlformats.org/officeDocument/2006/math" xmlns:v="urn:schemas-microsoft-com:vml" xmlns:wp14="http://schemas.microsoft.com/office/word/2010/wordprocessingDrawing" xmlns:wp="http://schemas.openxmlformats.org/drawingml/2006/wordprocessingDrawing" xmlns:w10="urn:schemas-microsoft-com:office:word" xmlns:w="http://schemas.openxmlformats.org/wordprocessingml/2006/main" xmlns:w14="http://schemas.microsoft.com/office/word/2010/wordml" xmlns:w15="http://schemas.microsoft.com/office/word/2012/wordml" xmlns:w16cex="http://schemas.microsoft.com/office/word/2018/wordml/cex" xmlns:w16cid="http://schemas.microsoft.com/office/word/2016/wordml/cid" xmlns:w16="http://schemas.microsoft.com/office/word/2018/wordml" xmlns:w16sdtdh="http://schemas.microsoft.com/office/word/2020/wordml/sdtdatahash" xmlns:w16se="http://schemas.microsoft.com/office/word/2015/wordml/symex" xmlns:wpg="http://schemas.microsoft.com/office/word/2010/wordprocessingGroup" xmlns:wpi="http://schemas.microsoft.com/office/word/2010/wordprocessingInk" xmlns:wne="http://schemas.microsoft.com/office/word/2006/wordml" xmlns:wps="http://schemas.microsoft.com/office/word/2010/wordprocessingShape" mc:Ignorable="w14 w15 w16se w16cid w16 w16cex w16sdtdh wp14">
+<w:footnotes xmlns:wpc="http://schemas.microsoft.com/office/word/2010/wordprocessingCanvas" xmlns:cx="http://schemas.microsoft.com/office/drawing/2014/chartex" xmlns:cx1="http://schemas.microsoft.com/office/drawing/2015/9/8/chartex" xmlns:cx2="http://schemas.microsoft.com/office/drawing/2015/10/21/chartex" xmlns:cx3="http://schemas.microsoft.com/office/drawing/2016/5/9/chartex" xmlns:cx4="http://schemas.microsoft.com/office/drawing/2016/5/10/chartex" xmlns:cx5="http://schemas.microsoft.com/office/drawing/2016/5/11/chartex" xmlns:cx6="http://schemas.microsoft.com/office/drawing/2016/5/12/chartex" xmlns:cx7="http://schemas.microsoft.com/office/drawing/2016/5/13/chartex" xmlns:cx8="http://schemas.microsoft.com/office/drawing/2016/5/14/chartex" xmlns:mc="http://schemas.openxmlformats.org/markup-compatibility/2006" xmlns:aink="http://schemas.microsoft.com/office/drawing/2016/ink" xmlns:am3d="http://schemas.microsoft.com/office/drawing/2017/model3d" xmlns:o="urn:schemas-microsoft-com:office:office" xmlns:oel="http://schemas.microsoft.com/office/2019/extlst" xmlns:r="http://schemas.openxmlformats.org/officeDocument/2006/relationships" xmlns:m="http://schemas.openxmlformats.org/officeDocument/2006/math" xmlns:v="urn:schemas-microsoft-com:vml" xmlns:wp14="http://schemas.microsoft.com/office/word/2010/wordprocessingDrawing" xmlns:wp="http://schemas.openxmlformats.org/drawingml/2006/wordprocessingDrawing" xmlns:w10="urn:schemas-microsoft-com:office:word" xmlns:w="http://schemas.openxmlformats.org/wordprocessingml/2006/main" xmlns:w14="http://schemas.microsoft.com/office/word/2010/wordml" xmlns:w15="http://schemas.microsoft.com/office/word/2012/wordml" xmlns:w16cex="http://schemas.microsoft.com/office/word/2018/wordml/cex" xmlns:w16cid="http://schemas.microsoft.com/office/word/2016/wordml/cid" xmlns:w16="http://schemas.microsoft.com/office/word/2018/wordml" xmlns:w16du="http://schemas.microsoft.com/office/word/2023/wordml/word16du" xmlns:w16sdtdh="http://schemas.microsoft.com/office/word/2020/wordml/sdtdatahash" xmlns:w16sdtfl="http://schemas.microsoft.com/office/word/2024/wordml/sdtformatlock" xmlns:w16se="http://schemas.microsoft.com/office/word/2015/wordml/symex" xmlns:wpg="http://schemas.microsoft.com/office/word/2010/wordprocessingGroup" xmlns:wpi="http://schemas.microsoft.com/office/word/2010/wordprocessingInk" xmlns:wne="http://schemas.microsoft.com/office/word/2006/wordml" xmlns:wps="http://schemas.microsoft.com/office/word/2010/wordprocessingShape" mc:Ignorable="w14 w15 w16se w16cid w16 w16cex w16sdtdh w16sdtfl w16du wp14">
   <w:footnote w:type="separator" w:id="-1">
     <w:p>
       <w:pPr>
@@ -286,7 +306,7 @@
 </file>
 
 <file path=word/header1.xml><?xml version="1.0" encoding="utf-8"?>
-<w:hdr xmlns:wpc="http://schemas.microsoft.com/office/word/2010/wordprocessingCanvas" xmlns:cx="http://schemas.microsoft.com/office/drawing/2014/chartex" xmlns:cx1="http://schemas.microsoft.com/office/drawing/2015/9/8/chartex" xmlns:cx2="http://schemas.microsoft.com/office/drawing/2015/10/21/chartex" xmlns:cx3="http://schemas.microsoft.com/office/drawing/2016/5/9/chartex" xmlns:cx4="http://schemas.microsoft.com/office/drawing/2016/5/10/chartex" xmlns:cx5="http://schemas.microsoft.com/office/drawing/2016/5/11/chartex" xmlns:cx6="http://schemas.microsoft.com/office/drawing/2016/5/12/chartex" xmlns:cx7="http://schemas.microsoft.com/office/drawing/2016/5/13/chartex" xmlns:cx8="http://schemas.microsoft.com/office/drawing/2016/5/14/chartex" xmlns:mc="http://schemas.openxmlformats.org/markup-compatibility/2006" xmlns:aink="http://schemas.microsoft.com/office/drawing/2016/ink" xmlns:am3d="http://schemas.microsoft.com/office/drawing/2017/model3d" xmlns:o="urn:schemas-microsoft-com:office:office" xmlns:oel="http://schemas.microsoft.com/office/2019/extlst" xmlns:r="http://schemas.openxmlformats.org/officeDocument/2006/relationships" xmlns:m="http://schemas.openxmlformats.org/officeDocument/2006/math" xmlns:v="urn:schemas-microsoft-com:vml" xmlns:wp14="http://schemas.microsoft.com/office/word/2010/wordprocessingDrawing" xmlns:wp="http://schemas.openxmlformats.org/drawingml/2006/wordprocessingDrawing" xmlns:w10="urn:schemas-microsoft-com:office:word" xmlns:w="http://schemas.openxmlformats.org/wordprocessingml/2006/main" xmlns:w14="http://schemas.microsoft.com/office/word/2010/wordml" xmlns:w15="http://schemas.microsoft.com/office/word/2012/wordml" xmlns:w16cex="http://schemas.microsoft.com/office/word/2018/wordml/cex" xmlns:w16cid="http://schemas.microsoft.com/office/word/2016/wordml/cid" xmlns:w16="http://schemas.microsoft.com/office/word/2018/wordml" xmlns:w16sdtdh="http://schemas.microsoft.com/office/word/2020/wordml/sdtdatahash" xmlns:w16se="http://schemas.microsoft.com/office/word/2015/wordml/symex" xmlns:wpg="http://schemas.microsoft.com/office/word/2010/wordprocessingGroup" xmlns:wpi="http://schemas.microsoft.com/office/word/2010/wordprocessingInk" xmlns:wne="http://schemas.microsoft.com/office/word/2006/wordml" xmlns:wps="http://schemas.microsoft.com/office/word/2010/wordprocessingShape" mc:Ignorable="w14 w15 w16se w16cid w16 w16cex w16sdtdh wp14">
+<w:hdr xmlns:wpc="http://schemas.microsoft.com/office/word/2010/wordprocessingCanvas" xmlns:cx="http://schemas.microsoft.com/office/drawing/2014/chartex" xmlns:cx1="http://schemas.microsoft.com/office/drawing/2015/9/8/chartex" xmlns:cx2="http://schemas.microsoft.com/office/drawing/2015/10/21/chartex" xmlns:cx3="http://schemas.microsoft.com/office/drawing/2016/5/9/chartex" xmlns:cx4="http://schemas.microsoft.com/office/drawing/2016/5/10/chartex" xmlns:cx5="http://schemas.microsoft.com/office/drawing/2016/5/11/chartex" xmlns:cx6="http://schemas.microsoft.com/office/drawing/2016/5/12/chartex" xmlns:cx7="http://schemas.microsoft.com/office/drawing/2016/5/13/chartex" xmlns:cx8="http://schemas.microsoft.com/office/drawing/2016/5/14/chartex" xmlns:mc="http://schemas.openxmlformats.org/markup-compatibility/2006" xmlns:aink="http://schemas.microsoft.com/office/drawing/2016/ink" xmlns:am3d="http://schemas.microsoft.com/office/drawing/2017/model3d" xmlns:o="urn:schemas-microsoft-com:office:office" xmlns:oel="http://schemas.microsoft.com/office/2019/extlst" xmlns:r="http://schemas.openxmlformats.org/officeDocument/2006/relationships" xmlns:m="http://schemas.openxmlformats.org/officeDocument/2006/math" xmlns:v="urn:schemas-microsoft-com:vml" xmlns:wp14="http://schemas.microsoft.com/office/word/2010/wordprocessingDrawing" xmlns:wp="http://schemas.openxmlformats.org/drawingml/2006/wordprocessingDrawing" xmlns:w10="urn:schemas-microsoft-com:office:word" xmlns:w="http://schemas.openxmlformats.org/wordprocessingml/2006/main" xmlns:w14="http://schemas.microsoft.com/office/word/2010/wordml" xmlns:w15="http://schemas.microsoft.com/office/word/2012/wordml" xmlns:w16cex="http://schemas.microsoft.com/office/word/2018/wordml/cex" xmlns:w16cid="http://schemas.microsoft.com/office/word/2016/wordml/cid" xmlns:w16="http://schemas.microsoft.com/office/word/2018/wordml" xmlns:w16du="http://schemas.microsoft.com/office/word/2023/wordml/word16du" xmlns:w16sdtdh="http://schemas.microsoft.com/office/word/2020/wordml/sdtdatahash" xmlns:w16sdtfl="http://schemas.microsoft.com/office/word/2024/wordml/sdtformatlock" xmlns:w16se="http://schemas.microsoft.com/office/word/2015/wordml/symex" xmlns:wpg="http://schemas.microsoft.com/office/word/2010/wordprocessingGroup" xmlns:wpi="http://schemas.microsoft.com/office/word/2010/wordprocessingInk" xmlns:wne="http://schemas.microsoft.com/office/word/2006/wordml" xmlns:wps="http://schemas.microsoft.com/office/word/2010/wordprocessingShape" mc:Ignorable="w14 w15 w16se w16cid w16 w16cex w16sdtdh w16sdtfl w16du wp14">
   <w:p>
     <w:pPr>
       <w:pStyle w:val="Header"/>
@@ -296,7 +316,7 @@
 </file>
 
 <file path=word/header2.xml><?xml version="1.0" encoding="utf-8"?>
-<w:hdr xmlns:wpc="http://schemas.microsoft.com/office/word/2010/wordprocessingCanvas" xmlns:cx="http://schemas.microsoft.com/office/drawing/2014/chartex" xmlns:cx1="http://schemas.microsoft.com/office/drawing/2015/9/8/chartex" xmlns:cx2="http://schemas.microsoft.com/office/drawing/2015/10/21/chartex" xmlns:cx3="http://schemas.microsoft.com/office/drawing/2016/5/9/chartex" xmlns:cx4="http://schemas.microsoft.com/office/drawing/2016/5/10/chartex" xmlns:cx5="http://schemas.microsoft.com/office/drawing/2016/5/11/chartex" xmlns:cx6="http://schemas.microsoft.com/office/drawing/2016/5/12/chartex" xmlns:cx7="http://schemas.microsoft.com/office/drawing/2016/5/13/chartex" xmlns:cx8="http://schemas.microsoft.com/office/drawing/2016/5/14/chartex" xmlns:mc="http://schemas.openxmlformats.org/markup-compatibility/2006" xmlns:aink="http://schemas.microsoft.com/office/drawing/2016/ink" xmlns:am3d="http://schemas.microsoft.com/office/drawing/2017/model3d" xmlns:o="urn:schemas-microsoft-com:office:office" xmlns:oel="http://schemas.microsoft.com/office/2019/extlst" xmlns:r="http://schemas.openxmlformats.org/officeDocument/2006/relationships" xmlns:m="http://schemas.openxmlformats.org/officeDocument/2006/math" xmlns:v="urn:schemas-microsoft-com:vml" xmlns:wp14="http://schemas.microsoft.com/office/word/2010/wordprocessingDrawing" xmlns:wp="http://schemas.openxmlformats.org/drawingml/2006/wordprocessingDrawing" xmlns:w10="urn:schemas-microsoft-com:office:word" xmlns:w="http://schemas.openxmlformats.org/wordprocessingml/2006/main" xmlns:w14="http://schemas.microsoft.com/office/word/2010/wordml" xmlns:w15="http://schemas.microsoft.com/office/word/2012/wordml" xmlns:w16cex="http://schemas.microsoft.com/office/word/2018/wordml/cex" xmlns:w16cid="http://schemas.microsoft.com/office/word/2016/wordml/cid" xmlns:w16="http://schemas.microsoft.com/office/word/2018/wordml" xmlns:w16sdtdh="http://schemas.microsoft.com/office/word/2020/wordml/sdtdatahash" xmlns:w16se="http://schemas.microsoft.com/office/word/2015/wordml/symex" xmlns:wpg="http://schemas.microsoft.com/office/word/2010/wordprocessingGroup" xmlns:wpi="http://schemas.microsoft.com/office/word/2010/wordprocessingInk" xmlns:wne="http://schemas.microsoft.com/office/word/2006/wordml" xmlns:wps="http://schemas.microsoft.com/office/word/2010/wordprocessingShape" mc:Ignorable="w14 w15 w16se w16cid w16 w16cex w16sdtdh wp14">
+<w:hdr xmlns:wpc="http://schemas.microsoft.com/office/word/2010/wordprocessingCanvas" xmlns:cx="http://schemas.microsoft.com/office/drawing/2014/chartex" xmlns:cx1="http://schemas.microsoft.com/office/drawing/2015/9/8/chartex" xmlns:cx2="http://schemas.microsoft.com/office/drawing/2015/10/21/chartex" xmlns:cx3="http://schemas.microsoft.com/office/drawing/2016/5/9/chartex" xmlns:cx4="http://schemas.microsoft.com/office/drawing/2016/5/10/chartex" xmlns:cx5="http://schemas.microsoft.com/office/drawing/2016/5/11/chartex" xmlns:cx6="http://schemas.microsoft.com/office/drawing/2016/5/12/chartex" xmlns:cx7="http://schemas.microsoft.com/office/drawing/2016/5/13/chartex" xmlns:cx8="http://schemas.microsoft.com/office/drawing/2016/5/14/chartex" xmlns:mc="http://schemas.openxmlformats.org/markup-compatibility/2006" xmlns:aink="http://schemas.microsoft.com/office/drawing/2016/ink" xmlns:am3d="http://schemas.microsoft.com/office/drawing/2017/model3d" xmlns:o="urn:schemas-microsoft-com:office:office" xmlns:oel="http://schemas.microsoft.com/office/2019/extlst" xmlns:r="http://schemas.openxmlformats.org/officeDocument/2006/relationships" xmlns:m="http://schemas.openxmlformats.org/officeDocument/2006/math" xmlns:v="urn:schemas-microsoft-com:vml" xmlns:wp14="http://schemas.microsoft.com/office/word/2010/wordprocessingDrawing" xmlns:wp="http://schemas.openxmlformats.org/drawingml/2006/wordprocessingDrawing" xmlns:w10="urn:schemas-microsoft-com:office:word" xmlns:w="http://schemas.openxmlformats.org/wordprocessingml/2006/main" xmlns:w14="http://schemas.microsoft.com/office/word/2010/wordml" xmlns:w15="http://schemas.microsoft.com/office/word/2012/wordml" xmlns:w16cex="http://schemas.microsoft.com/office/word/2018/wordml/cex" xmlns:w16cid="http://schemas.microsoft.com/office/word/2016/wordml/cid" xmlns:w16="http://schemas.microsoft.com/office/word/2018/wordml" xmlns:w16du="http://schemas.microsoft.com/office/word/2023/wordml/word16du" xmlns:w16sdtdh="http://schemas.microsoft.com/office/word/2020/wordml/sdtdatahash" xmlns:w16sdtfl="http://schemas.microsoft.com/office/word/2024/wordml/sdtformatlock" xmlns:w16se="http://schemas.microsoft.com/office/word/2015/wordml/symex" xmlns:wpg="http://schemas.microsoft.com/office/word/2010/wordprocessingGroup" xmlns:wpi="http://schemas.microsoft.com/office/word/2010/wordprocessingInk" xmlns:wne="http://schemas.microsoft.com/office/word/2006/wordml" xmlns:wps="http://schemas.microsoft.com/office/word/2010/wordprocessingShape" mc:Ignorable="w14 w15 w16se w16cid w16 w16cex w16sdtdh w16sdtfl w16du wp14">
   <w:p>
     <w:pPr>
       <w:pStyle w:val="Header"/>
@@ -307,7 +327,7 @@
 </file>
 
 <file path=word/header3.xml><?xml version="1.0" encoding="utf-8"?>
-<w:hdr xmlns:wpc="http://schemas.microsoft.com/office/word/2010/wordprocessingCanvas" xmlns:cx="http://schemas.microsoft.com/office/drawing/2014/chartex" xmlns:cx1="http://schemas.microsoft.com/office/drawing/2015/9/8/chartex" xmlns:cx2="http://schemas.microsoft.com/office/drawing/2015/10/21/chartex" xmlns:cx3="http://schemas.microsoft.com/office/drawing/2016/5/9/chartex" xmlns:cx4="http://schemas.microsoft.com/office/drawing/2016/5/10/chartex" xmlns:cx5="http://schemas.microsoft.com/office/drawing/2016/5/11/chartex" xmlns:cx6="http://schemas.microsoft.com/office/drawing/2016/5/12/chartex" xmlns:cx7="http://schemas.microsoft.com/office/drawing/2016/5/13/chartex" xmlns:cx8="http://schemas.microsoft.com/office/drawing/2016/5/14/chartex" xmlns:mc="http://schemas.openxmlformats.org/markup-compatibility/2006" xmlns:aink="http://schemas.microsoft.com/office/drawing/2016/ink" xmlns:am3d="http://schemas.microsoft.com/office/drawing/2017/model3d" xmlns:o="urn:schemas-microsoft-com:office:office" xmlns:oel="http://schemas.microsoft.com/office/2019/extlst" xmlns:r="http://schemas.openxmlformats.org/officeDocument/2006/relationships" xmlns:m="http://schemas.openxmlformats.org/officeDocument/2006/math" xmlns:v="urn:schemas-microsoft-com:vml" xmlns:wp14="http://schemas.microsoft.com/office/word/2010/wordprocessingDrawing" xmlns:wp="http://schemas.openxmlformats.org/drawingml/2006/wordprocessingDrawing" xmlns:w10="urn:schemas-microsoft-com:office:word" xmlns:w="http://schemas.openxmlformats.org/wordprocessingml/2006/main" xmlns:w14="http://schemas.microsoft.com/office/word/2010/wordml" xmlns:w15="http://schemas.microsoft.com/office/word/2012/wordml" xmlns:w16cex="http://schemas.microsoft.com/office/word/2018/wordml/cex" xmlns:w16cid="http://schemas.microsoft.com/office/word/2016/wordml/cid" xmlns:w16="http://schemas.microsoft.com/office/word/2018/wordml" xmlns:w16sdtdh="http://schemas.microsoft.com/office/word/2020/wordml/sdtdatahash" xmlns:w16se="http://schemas.microsoft.com/office/word/2015/wordml/symex" xmlns:wpg="http://schemas.microsoft.com/office/word/2010/wordprocessingGroup" xmlns:wpi="http://schemas.microsoft.com/office/word/2010/wordprocessingInk" xmlns:wne="http://schemas.microsoft.com/office/word/2006/wordml" xmlns:wps="http://schemas.microsoft.com/office/word/2010/wordprocessingShape" mc:Ignorable="w14 w15 w16se w16cid w16 w16cex w16sdtdh wp14">
+<w:hdr xmlns:wpc="http://schemas.microsoft.com/office/word/2010/wordprocessingCanvas" xmlns:cx="http://schemas.microsoft.com/office/drawing/2014/chartex" xmlns:cx1="http://schemas.microsoft.com/office/drawing/2015/9/8/chartex" xmlns:cx2="http://schemas.microsoft.com/office/drawing/2015/10/21/chartex" xmlns:cx3="http://schemas.microsoft.com/office/drawing/2016/5/9/chartex" xmlns:cx4="http://schemas.microsoft.com/office/drawing/2016/5/10/chartex" xmlns:cx5="http://schemas.microsoft.com/office/drawing/2016/5/11/chartex" xmlns:cx6="http://schemas.microsoft.com/office/drawing/2016/5/12/chartex" xmlns:cx7="http://schemas.microsoft.com/office/drawing/2016/5/13/chartex" xmlns:cx8="http://schemas.microsoft.com/office/drawing/2016/5/14/chartex" xmlns:mc="http://schemas.openxmlformats.org/markup-compatibility/2006" xmlns:aink="http://schemas.microsoft.com/office/drawing/2016/ink" xmlns:am3d="http://schemas.microsoft.com/office/drawing/2017/model3d" xmlns:o="urn:schemas-microsoft-com:office:office" xmlns:oel="http://schemas.microsoft.com/office/2019/extlst" xmlns:r="http://schemas.openxmlformats.org/officeDocument/2006/relationships" xmlns:m="http://schemas.openxmlformats.org/officeDocument/2006/math" xmlns:v="urn:schemas-microsoft-com:vml" xmlns:wp14="http://schemas.microsoft.com/office/word/2010/wordprocessingDrawing" xmlns:wp="http://schemas.openxmlformats.org/drawingml/2006/wordprocessingDrawing" xmlns:w10="urn:schemas-microsoft-com:office:word" xmlns:w="http://schemas.openxmlformats.org/wordprocessingml/2006/main" xmlns:w14="http://schemas.microsoft.com/office/word/2010/wordml" xmlns:w15="http://schemas.microsoft.com/office/word/2012/wordml" xmlns:w16cex="http://schemas.microsoft.com/office/word/2018/wordml/cex" xmlns:w16cid="http://schemas.microsoft.com/office/word/2016/wordml/cid" xmlns:w16="http://schemas.microsoft.com/office/word/2018/wordml" xmlns:w16du="http://schemas.microsoft.com/office/word/2023/wordml/word16du" xmlns:w16sdtdh="http://schemas.microsoft.com/office/word/2020/wordml/sdtdatahash" xmlns:w16sdtfl="http://schemas.microsoft.com/office/word/2024/wordml/sdtformatlock" xmlns:w16se="http://schemas.microsoft.com/office/word/2015/wordml/symex" xmlns:wpg="http://schemas.microsoft.com/office/word/2010/wordprocessingGroup" xmlns:wpi="http://schemas.microsoft.com/office/word/2010/wordprocessingInk" xmlns:wne="http://schemas.microsoft.com/office/word/2006/wordml" xmlns:wps="http://schemas.microsoft.com/office/word/2010/wordprocessingShape" mc:Ignorable="w14 w15 w16se w16cid w16 w16cex w16sdtdh w16sdtfl w16du wp14">
   <w:p>
     <w:pPr>
       <w:pStyle w:val="Header"/>
@@ -316,7 +336,7 @@
     <w:r>
       <w:tab/>
       <w:tab/>
-      <w:t>2026-06-17</w:t>
+      <w:t>2026-06-18</w:t>
       <w:br/>
       <w:br/>
     </w:r>
@@ -329,7 +349,7 @@
 </file>
 
 <file path=word/numbering.xml><?xml version="1.0" encoding="utf-8"?>
-<w:numbering xmlns:wpc="http://schemas.microsoft.com/office/word/2010/wordprocessingCanvas" xmlns:cx="http://schemas.microsoft.com/office/drawing/2014/chartex" xmlns:cx1="http://schemas.microsoft.com/office/drawing/2015/9/8/chartex" xmlns:cx2="http://schemas.microsoft.com/office/drawing/2015/10/21/chartex" xmlns:cx3="http://schemas.microsoft.com/office/drawing/2016/5/9/chartex" xmlns:cx4="http://schemas.microsoft.com/office/drawing/2016/5/10/chartex" xmlns:cx5="http://schemas.microsoft.com/office/drawing/2016/5/11/chartex" xmlns:cx6="http://schemas.microsoft.com/office/drawing/2016/5/12/chartex" xmlns:cx7="http://schemas.microsoft.com/office/drawing/2016/5/13/chartex" xmlns:cx8="http://schemas.microsoft.com/office/drawing/2016/5/14/chartex" xmlns:mc="http://schemas.openxmlformats.org/markup-compatibility/2006" xmlns:aink="http://schemas.microsoft.com/office/drawing/2016/ink" xmlns:am3d="http://schemas.microsoft.com/office/drawing/2017/model3d" xmlns:o="urn:schemas-microsoft-com:office:office" xmlns:oel="http://schemas.microsoft.com/office/2019/extlst" xmlns:r="http://schemas.openxmlformats.org/officeDocument/2006/relationships" xmlns:m="http://schemas.openxmlformats.org/officeDocument/2006/math" xmlns:v="urn:schemas-microsoft-com:vml" xmlns:wp14="http://schemas.microsoft.com/office/word/2010/wordprocessingDrawing" xmlns:wp="http://schemas.openxmlformats.org/drawingml/2006/wordprocessingDrawing" xmlns:w10="urn:schemas-microsoft-com:office:word" xmlns:w="http://schemas.openxmlformats.org/wordprocessingml/2006/main" xmlns:w14="http://schemas.microsoft.com/office/word/2010/wordml" xmlns:w15="http://schemas.microsoft.com/office/word/2012/wordml" xmlns:w16cex="http://schemas.microsoft.com/office/word/2018/wordml/cex" xmlns:w16cid="http://schemas.microsoft.com/office/word/2016/wordml/cid" xmlns:w16="http://schemas.microsoft.com/office/word/2018/wordml" xmlns:w16sdtdh="http://schemas.microsoft.com/office/word/2020/wordml/sdtdatahash" xmlns:w16se="http://schemas.microsoft.com/office/word/2015/wordml/symex" xmlns:wpg="http://schemas.microsoft.com/office/word/2010/wordprocessingGroup" xmlns:wpi="http://schemas.microsoft.com/office/word/2010/wordprocessingInk" xmlns:wne="http://schemas.microsoft.com/office/word/2006/wordml" xmlns:wps="http://schemas.microsoft.com/office/word/2010/wordprocessingShape" mc:Ignorable="w14 w15 w16se w16cid w16 w16cex w16sdtdh wp14">
+<w:numbering xmlns:wpc="http://schemas.microsoft.com/office/word/2010/wordprocessingCanvas" xmlns:cx="http://schemas.microsoft.com/office/drawing/2014/chartex" xmlns:cx1="http://schemas.microsoft.com/office/drawing/2015/9/8/chartex" xmlns:cx2="http://schemas.microsoft.com/office/drawing/2015/10/21/chartex" xmlns:cx3="http://schemas.microsoft.com/office/drawing/2016/5/9/chartex" xmlns:cx4="http://schemas.microsoft.com/office/drawing/2016/5/10/chartex" xmlns:cx5="http://schemas.microsoft.com/office/drawing/2016/5/11/chartex" xmlns:cx6="http://schemas.microsoft.com/office/drawing/2016/5/12/chartex" xmlns:cx7="http://schemas.microsoft.com/office/drawing/2016/5/13/chartex" xmlns:cx8="http://schemas.microsoft.com/office/drawing/2016/5/14/chartex" xmlns:mc="http://schemas.openxmlformats.org/markup-compatibility/2006" xmlns:aink="http://schemas.microsoft.com/office/drawing/2016/ink" xmlns:am3d="http://schemas.microsoft.com/office/drawing/2017/model3d" xmlns:o="urn:schemas-microsoft-com:office:office" xmlns:oel="http://schemas.microsoft.com/office/2019/extlst" xmlns:r="http://schemas.openxmlformats.org/officeDocument/2006/relationships" xmlns:m="http://schemas.openxmlformats.org/officeDocument/2006/math" xmlns:v="urn:schemas-microsoft-com:vml" xmlns:wp14="http://schemas.microsoft.com/office/word/2010/wordprocessingDrawing" xmlns:wp="http://schemas.openxmlformats.org/drawingml/2006/wordprocessingDrawing" xmlns:w10="urn:schemas-microsoft-com:office:word" xmlns:w="http://schemas.openxmlformats.org/wordprocessingml/2006/main" xmlns:w14="http://schemas.microsoft.com/office/word/2010/wordml" xmlns:w15="http://schemas.microsoft.com/office/word/2012/wordml" xmlns:w16cex="http://schemas.microsoft.com/office/word/2018/wordml/cex" xmlns:w16cid="http://schemas.microsoft.com/office/word/2016/wordml/cid" xmlns:w16="http://schemas.microsoft.com/office/word/2018/wordml" xmlns:w16du="http://schemas.microsoft.com/office/word/2023/wordml/word16du" xmlns:w16sdtdh="http://schemas.microsoft.com/office/word/2020/wordml/sdtdatahash" xmlns:w16sdtfl="http://schemas.microsoft.com/office/word/2024/wordml/sdtformatlock" xmlns:w16se="http://schemas.microsoft.com/office/word/2015/wordml/symex" xmlns:wpg="http://schemas.microsoft.com/office/word/2010/wordprocessingGroup" xmlns:wpi="http://schemas.microsoft.com/office/word/2010/wordprocessingInk" xmlns:wne="http://schemas.microsoft.com/office/word/2006/wordml" xmlns:wps="http://schemas.microsoft.com/office/word/2010/wordprocessingShape" mc:Ignorable="w14 w15 w16se w16cid w16 w16cex w16sdtdh w16sdtfl w16du wp14">
   <w:abstractNum w:abstractNumId="0" w15:restartNumberingAfterBreak="0">
     <w:nsid w:val="FFFFFF7C"/>
     <w:multiLevelType w:val="singleLevel"/>
@@ -532,7 +552,7 @@
 </file>
 
 <file path=word/styles.xml><?xml version="1.0" encoding="utf-8"?>
-<w:styles xmlns:mc="http://schemas.openxmlformats.org/markup-compatibility/2006" xmlns:r="http://schemas.openxmlformats.org/officeDocument/2006/relationships" xmlns:w="http://schemas.openxmlformats.org/wordprocessingml/2006/main" xmlns:w14="http://schemas.microsoft.com/office/word/2010/wordml" xmlns:w15="http://schemas.microsoft.com/office/word/2012/wordml" xmlns:w16cex="http://schemas.microsoft.com/office/word/2018/wordml/cex" xmlns:w16cid="http://schemas.microsoft.com/office/word/2016/wordml/cid" xmlns:w16="http://schemas.microsoft.com/office/word/2018/wordml" xmlns:w16sdtdh="http://schemas.microsoft.com/office/word/2020/wordml/sdtdatahash" xmlns:w16se="http://schemas.microsoft.com/office/word/2015/wordml/symex" mc:Ignorable="w14 w15 w16se w16cid w16 w16cex w16sdtdh">
+<w:styles xmlns:mc="http://schemas.openxmlformats.org/markup-compatibility/2006" xmlns:r="http://schemas.openxmlformats.org/officeDocument/2006/relationships" xmlns:w="http://schemas.openxmlformats.org/wordprocessingml/2006/main" xmlns:w14="http://schemas.microsoft.com/office/word/2010/wordml" xmlns:w15="http://schemas.microsoft.com/office/word/2012/wordml" xmlns:w16cex="http://schemas.microsoft.com/office/word/2018/wordml/cex" xmlns:w16cid="http://schemas.microsoft.com/office/word/2016/wordml/cid" xmlns:w16="http://schemas.microsoft.com/office/word/2018/wordml" xmlns:w16du="http://schemas.microsoft.com/office/word/2023/wordml/word16du" xmlns:w16sdtdh="http://schemas.microsoft.com/office/word/2020/wordml/sdtdatahash" xmlns:w16sdtfl="http://schemas.microsoft.com/office/word/2024/wordml/sdtformatlock" xmlns:w16se="http://schemas.microsoft.com/office/word/2015/wordml/symex" mc:Ignorable="w14 w15 w16se w16cid w16 w16cex w16sdtdh w16sdtfl w16du">
   <w:docDefaults>
     <w:rPrDefault>
       <w:rPr>
@@ -1290,7 +1310,7 @@
     <w:link w:val="TitleChar"/>
     <w:uiPriority w:val="10"/>
     <w:qFormat/>
-    <w:rsid w:val="007106C8"/>
+    <w:rsid w:val="00E854FA"/>
     <w:pPr>
       <w:spacing w:after="300" w:line="240" w:lineRule="auto"/>
       <w:contextualSpacing/>
@@ -1300,7 +1320,7 @@
       <w:rFonts w:eastAsiaTheme="majorEastAsia" w:cstheme="majorBidi"/>
       <w:spacing w:val="5"/>
       <w:kern w:val="28"/>
-      <w:sz w:val="52"/>
+      <w:sz w:val="40"/>
       <w:szCs w:val="52"/>
       <w:lang w:val="sv-SE" w:eastAsia="en-US" w:bidi="ar-SA"/>
     </w:rPr>
@@ -1310,12 +1330,12 @@
     <w:basedOn w:val="DefaultParagraphFont"/>
     <w:link w:val="Title"/>
     <w:uiPriority w:val="10"/>
-    <w:rsid w:val="007106C8"/>
+    <w:rsid w:val="00E854FA"/>
     <w:rPr>
       <w:rFonts w:ascii="Times New Roman" w:eastAsiaTheme="majorEastAsia" w:hAnsi="Times New Roman" w:cstheme="majorBidi"/>
       <w:spacing w:val="5"/>
       <w:kern w:val="28"/>
-      <w:sz w:val="52"/>
+      <w:sz w:val="40"/>
       <w:szCs w:val="52"/>
       <w:lang w:val="sv-SE" w:eastAsia="en-US" w:bidi="ar-SA"/>
     </w:rPr>

--- a/tillsyn/A 63151-2025 tillsynsbegäran.docx
+++ b/tillsyn/A 63151-2025 tillsynsbegäran.docx
@@ -336,7 +336,7 @@
     <w:r>
       <w:tab/>
       <w:tab/>
-      <w:t>2026-06-18</w:t>
+      <w:t>2026-06-19</w:t>
       <w:br/>
       <w:br/>
     </w:r>

--- a/tillsyn/A 63151-2025 tillsynsbegäran.docx
+++ b/tillsyn/A 63151-2025 tillsynsbegäran.docx
@@ -336,7 +336,7 @@
     <w:r>
       <w:tab/>
       <w:tab/>
-      <w:t>2026-06-19</w:t>
+      <w:t>2026-06-20</w:t>
       <w:br/>
       <w:br/>
     </w:r>

--- a/tillsyn/A 63151-2025 tillsynsbegäran.docx
+++ b/tillsyn/A 63151-2025 tillsynsbegäran.docx
@@ -12,10 +12,7 @@
     </w:p>
     <w:p>
       <w:r>
-        <w:t>Detta dokument behandlar höga naturvärden i avverkningsanmälan A 63151-2025 i Vilhelmina kommun som inkom 2025-12-18 och omfattar 41,7 ha.</w:t>
-      </w:r>
-      <w:r>
-        <w:t xml:space="preserve"> I Figur 1 visas fyndplatser för naturvårdsarter i området, som finns registrerade på Artportalen.</w:t>
+        <w:t>Denna tillsynsbegäran behandlar höga naturvärden i avverkningsanmälan A 63151-2025 i Vilhelmina kommun som inkom 2025-12-18 och omfattar 41,7 ha.</w:t>
       </w:r>
     </w:p>
     <w:p>
@@ -63,7 +60,20 @@
         <w:spacing w:after="240"/>
       </w:pPr>
       <w:r>
-        <w:t>Figur 1. Fyndplatser för naturvårdsarter i avverkningsanmälan (röd linje). Inom parentes anges rödlistekategorier, S för signalarter, Tför typiska arter och fridlysningsparagrafer i artskyddsförordningen.Markörer utan svart kant är placerade på fyndplatsen. Markörer med svart kant är placerade vid sidan av fyndplatsen och har ett svart streck som visar fyndplatsens exakta position. Kartans mittpunktskoordinat är N 7234285, E 534426 i SWEREF 99 TM.</w:t>
+        <w:t>Figur 1. Fyndplatser för naturvårdsarter i avverkningsanmälan. Markörer utan svart kant är placerade på fyndplatsen. Markörer med svart kant är placerade vid sidan av fyndplatsen har ett svart streck som visar fyndplatsens exakta position. Kartans mittpunktskoordinat är N 7234285, E 534426 i SWEREF 99 TM.</w:t>
+      </w:r>
+    </w:p>
+    <w:p>
+      <w:r>
+        <w:t>I avverkningsanmälan finns fynd av 5 naturvårdsarter, varav 4 är rödlistade, 3 är typiska (T) och 1 är signalart (S): garnlav (VU, T), blå taggsvamp (NT, T), sotvaxskivling (NT), vedflamlav (NT) och skinnlav (S, T). Se Figur 1.</w:t>
+      </w:r>
+    </w:p>
+    <w:p>
+      <w:pPr>
+        <w:pStyle w:val="Heading1"/>
+      </w:pPr>
+      <w:r>
+        <w:t>Tillsynsbegäran</w:t>
       </w:r>
     </w:p>
     <w:p>
@@ -77,46 +87,16 @@
       </w:r>
     </w:p>
     <w:p>
-      <w:r>
-        <w:t>Nedan beskrivs fynd av naturvårdsarter som gjorts i det avverkningsanmälda området.</w:t>
-      </w:r>
-    </w:p>
-    <w:p>
       <w:pPr>
         <w:pStyle w:val="Heading1"/>
       </w:pPr>
       <w:r>
-        <w:t>Naturvårdsarter</w:t>
+        <w:t>Naturvårdsarter och fridlysta arter</w:t>
       </w:r>
     </w:p>
     <w:p>
       <w:r>
-        <w:t>I avverkningsanmälan har följande 5 naturvårdsarter hittats: garnlav (VU, T), blå taggsvamp (NT, T), sotvaxskivling (NT), vedflamlav (NT) och skinnlav (S, T). Av dessa är 4 rödlistade. För rödlistade arter har rödlistekategorin angivits inom parentes. Arter som är signalarter enligt Skogsstyrelsen har markerats med (S). Typiska arter inom Natura 2000 som är kopplade till skogsekosystem har markerats med (T).</w:t>
-      </w:r>
-    </w:p>
-    <w:p>
-      <w:r>
-        <w:t>De påträffade naturvårdsarterna är ett tydligt kvitto på att det rör sig om en skog med höga naturvärden.</w:t>
-      </w:r>
-    </w:p>
-    <w:p>
-      <w:r>
-        <w:rPr>
-          <w:b/>
-        </w:rPr>
-        <w:t xml:space="preserve">Blå taggsvamp (NT) </w:t>
-      </w:r>
-      <w:r>
-        <w:t xml:space="preserve">är en karaktärsart i såväl örtrika kalkbarrskogar som i torra sandtallskogar där det föreligger gammal skog med långvarig trädkontinuitet. Är sällsynt och mycket kravfull i södra och mellersta Sverige. Den hotas främst av skogsavverkning och tycks försvinna efter slutavverkning, markberedning och plantering. I kalkgranskogar verkar arten vara mycket känslig. Granskogar med arten bör formellt skydddas. Blå taggsvamp (NT) är typisk art för </w:t>
-      </w:r>
-      <w:r>
-        <w:rPr>
-          <w:i/>
-        </w:rPr>
-        <w:t>9010 Taiga</w:t>
-      </w:r>
-      <w:r>
-        <w:t xml:space="preserve"> (SLU Artdatabanken, 2024; Nitare &amp; Skogsstyrelsen, 2019).</w:t>
+        <w:t>Nedan följer beskrivningar av de naturvårdsarter och fridlysta arter som har sina livsmiljöer och växtplatser i den avverkningsanmälda skogen. De påträffade naturvårdsarterna är ett tydligt kvitto på att det rör sig om en skog med höga naturvärden.</w:t>
       </w:r>
     </w:p>
     <w:p>
@@ -153,28 +133,19 @@
         <w:rPr>
           <w:b/>
         </w:rPr>
-        <w:t xml:space="preserve">Skinnlav </w:t>
+        <w:t xml:space="preserve">Blå taggsvamp (NT) </w:t>
       </w:r>
       <w:r>
-        <w:t xml:space="preserve">förekommer på diverse lövträd, främst på gammal asp och sälg. Den påträffas främst i områden med lång kontinuitet av grova lövträd och signalerar skogsmark med höga naturvärden. På lokalerna förekommer som regel ett flertal andra ovanliga eller rödlistade lavar. I likhet med gelélavarna, etablerar sig skinnlaven i skogsmark på grova aspar i sena lövsuccessioner. Skinnlav är typisk art för </w:t>
+        <w:t xml:space="preserve">är en karaktärsart i såväl örtrika kalkbarrskogar som i torra sandtallskogar där det föreligger gammal skog med långvarig trädkontinuitet. Är sällsynt och mycket kravfull i södra och mellersta Sverige. Den hotas främst av skogsavverkning och tycks försvinna efter slutavverkning, markberedning och plantering. I kalkgranskogar verkar arten vara mycket känslig. Granskogar med arten bör formellt skydddas. Blå taggsvamp (NT) är typisk art för </w:t>
       </w:r>
       <w:r>
         <w:rPr>
           <w:i/>
         </w:rPr>
-        <w:t xml:space="preserve">9010 Taiga, 9020 Nordlig ädellövskog </w:t>
+        <w:t>9010 Taiga</w:t>
       </w:r>
       <w:r>
-        <w:t xml:space="preserve">och </w:t>
-      </w:r>
-      <w:r>
-        <w:rPr>
-          <w:i/>
-        </w:rPr>
-        <w:t xml:space="preserve">9070 Trädklädd betesmark </w:t>
-      </w:r>
-      <w:r>
-        <w:t>(Nitare &amp; Skogsstyrelsen, 2019; SLU Artdatabanken, 2025).</w:t>
+        <w:t xml:space="preserve"> (SLU Artdatabanken, 2024; Nitare &amp; Skogsstyrelsen, 2019).</w:t>
       </w:r>
     </w:p>
     <w:p>
@@ -206,6 +177,35 @@
       </w:r>
       <w:r>
         <w:t xml:space="preserve"> (VU) påträffas (SLU Artdatabanken, 2026).</w:t>
+      </w:r>
+    </w:p>
+    <w:p>
+      <w:r>
+        <w:rPr>
+          <w:b/>
+        </w:rPr>
+        <w:t xml:space="preserve">Skinnlav </w:t>
+      </w:r>
+      <w:r>
+        <w:t xml:space="preserve">förekommer på diverse lövträd, främst på gammal asp och sälg. Den påträffas främst i områden med lång kontinuitet av grova lövträd och signalerar skogsmark med höga naturvärden. På lokalerna förekommer som regel ett flertal andra ovanliga eller rödlistade lavar. I likhet med gelélavarna, etablerar sig skinnlaven i skogsmark på grova aspar i sena lövsuccessioner. Skinnlav är typisk art för </w:t>
+      </w:r>
+      <w:r>
+        <w:rPr>
+          <w:i/>
+        </w:rPr>
+        <w:t xml:space="preserve">9010 Taiga, 9020 Nordlig ädellövskog </w:t>
+      </w:r>
+      <w:r>
+        <w:t xml:space="preserve">och </w:t>
+      </w:r>
+      <w:r>
+        <w:rPr>
+          <w:i/>
+        </w:rPr>
+        <w:t xml:space="preserve">9070 Trädklädd betesmark </w:t>
+      </w:r>
+      <w:r>
+        <w:t>(Nitare &amp; Skogsstyrelsen, 2019; SLU Artdatabanken, 2025).</w:t>
       </w:r>
     </w:p>
     <w:sectPr>
@@ -336,7 +336,7 @@
     <w:r>
       <w:tab/>
       <w:tab/>
-      <w:t>2026-06-20</w:t>
+      <w:t>2026-06-21</w:t>
       <w:br/>
       <w:br/>
     </w:r>

--- a/tillsyn/A 63151-2025 tillsynsbegäran.docx
+++ b/tillsyn/A 63151-2025 tillsynsbegäran.docx
@@ -336,7 +336,7 @@
     <w:r>
       <w:tab/>
       <w:tab/>
-      <w:t>2026-06-21</w:t>
+      <w:t>2026-06-22</w:t>
       <w:br/>
       <w:br/>
     </w:r>

--- a/tillsyn/A 63151-2025 tillsynsbegäran.docx
+++ b/tillsyn/A 63151-2025 tillsynsbegäran.docx
@@ -336,7 +336,7 @@
     <w:r>
       <w:tab/>
       <w:tab/>
-      <w:t>2026-06-22</w:t>
+      <w:t>2026-06-23</w:t>
       <w:br/>
       <w:br/>
     </w:r>

--- a/tillsyn/A 63151-2025 tillsynsbegäran.docx
+++ b/tillsyn/A 63151-2025 tillsynsbegäran.docx
@@ -336,7 +336,7 @@
     <w:r>
       <w:tab/>
       <w:tab/>
-      <w:t>2026-06-23</w:t>
+      <w:t>2026-06-24</w:t>
       <w:br/>
       <w:br/>
     </w:r>

--- a/tillsyn/A 63151-2025 tillsynsbegäran.docx
+++ b/tillsyn/A 63151-2025 tillsynsbegäran.docx
@@ -336,7 +336,7 @@
     <w:r>
       <w:tab/>
       <w:tab/>
-      <w:t>2026-06-24</w:t>
+      <w:t>2026-06-25</w:t>
       <w:br/>
       <w:br/>
     </w:r>

--- a/tillsyn/A 63151-2025 tillsynsbegäran.docx
+++ b/tillsyn/A 63151-2025 tillsynsbegäran.docx
@@ -336,7 +336,7 @@
     <w:r>
       <w:tab/>
       <w:tab/>
-      <w:t>2026-06-25</w:t>
+      <w:t>2026-06-26</w:t>
       <w:br/>
       <w:br/>
     </w:r>

--- a/tillsyn/A 63151-2025 tillsynsbegäran.docx
+++ b/tillsyn/A 63151-2025 tillsynsbegäran.docx
@@ -336,7 +336,7 @@
     <w:r>
       <w:tab/>
       <w:tab/>
-      <w:t>2026-06-26</w:t>
+      <w:t>2026-06-27</w:t>
       <w:br/>
       <w:br/>
     </w:r>

--- a/tillsyn/A 63151-2025 tillsynsbegäran.docx
+++ b/tillsyn/A 63151-2025 tillsynsbegäran.docx
@@ -336,7 +336,7 @@
     <w:r>
       <w:tab/>
       <w:tab/>
-      <w:t>2026-06-27</w:t>
+      <w:t>2026-06-28</w:t>
       <w:br/>
       <w:br/>
     </w:r>

--- a/tillsyn/A 63151-2025 tillsynsbegäran.docx
+++ b/tillsyn/A 63151-2025 tillsynsbegäran.docx
@@ -336,7 +336,7 @@
     <w:r>
       <w:tab/>
       <w:tab/>
-      <w:t>2026-06-28</w:t>
+      <w:t>2026-06-29</w:t>
       <w:br/>
       <w:br/>
     </w:r>

--- a/tillsyn/A 63151-2025 tillsynsbegäran.docx
+++ b/tillsyn/A 63151-2025 tillsynsbegäran.docx
@@ -336,7 +336,7 @@
     <w:r>
       <w:tab/>
       <w:tab/>
-      <w:t>2026-06-29</w:t>
+      <w:t>2026-06-30</w:t>
       <w:br/>
       <w:br/>
     </w:r>

--- a/tillsyn/A 63151-2025 tillsynsbegäran.docx
+++ b/tillsyn/A 63151-2025 tillsynsbegäran.docx
@@ -336,7 +336,7 @@
     <w:r>
       <w:tab/>
       <w:tab/>
-      <w:t>2026-06-30</w:t>
+      <w:t>2026-07-01</w:t>
       <w:br/>
       <w:br/>
     </w:r>

--- a/tillsyn/A 63151-2025 tillsynsbegäran.docx
+++ b/tillsyn/A 63151-2025 tillsynsbegäran.docx
@@ -336,7 +336,7 @@
     <w:r>
       <w:tab/>
       <w:tab/>
-      <w:t>2026-07-13</w:t>
+      <w:t>2026-07-14</w:t>
       <w:br/>
       <w:br/>
     </w:r>

--- a/tillsyn/A 63151-2025 tillsynsbegäran.docx
+++ b/tillsyn/A 63151-2025 tillsynsbegäran.docx
@@ -336,7 +336,7 @@
     <w:r>
       <w:tab/>
       <w:tab/>
-      <w:t>2026-07-14</w:t>
+      <w:t>2026-07-15</w:t>
       <w:br/>
       <w:br/>
     </w:r>

--- a/tillsyn/A 63151-2025 tillsynsbegäran.docx
+++ b/tillsyn/A 63151-2025 tillsynsbegäran.docx
@@ -336,7 +336,7 @@
     <w:r>
       <w:tab/>
       <w:tab/>
-      <w:t>2026-07-15</w:t>
+      <w:t>2026-07-16</w:t>
       <w:br/>
       <w:br/>
     </w:r>

--- a/tillsyn/A 63151-2025 tillsynsbegäran.docx
+++ b/tillsyn/A 63151-2025 tillsynsbegäran.docx
@@ -336,7 +336,7 @@
     <w:r>
       <w:tab/>
       <w:tab/>
-      <w:t>2026-07-16</w:t>
+      <w:t>2026-07-17</w:t>
       <w:br/>
       <w:br/>
     </w:r>

--- a/tillsyn/A 63151-2025 tillsynsbegäran.docx
+++ b/tillsyn/A 63151-2025 tillsynsbegäran.docx
@@ -336,7 +336,7 @@
     <w:r>
       <w:tab/>
       <w:tab/>
-      <w:t>2026-07-17</w:t>
+      <w:t>2026-07-18</w:t>
       <w:br/>
       <w:br/>
     </w:r>

--- a/tillsyn/A 63151-2025 tillsynsbegäran.docx
+++ b/tillsyn/A 63151-2025 tillsynsbegäran.docx
@@ -336,7 +336,7 @@
     <w:r>
       <w:tab/>
       <w:tab/>
-      <w:t>2026-07-18</w:t>
+      <w:t>2026-07-19</w:t>
       <w:br/>
       <w:br/>
     </w:r>

--- a/tillsyn/A 63151-2025 tillsynsbegäran.docx
+++ b/tillsyn/A 63151-2025 tillsynsbegäran.docx
@@ -336,7 +336,7 @@
     <w:r>
       <w:tab/>
       <w:tab/>
-      <w:t>2026-07-19</w:t>
+      <w:t>2026-07-20</w:t>
       <w:br/>
       <w:br/>
     </w:r>

--- a/tillsyn/A 63151-2025 tillsynsbegäran.docx
+++ b/tillsyn/A 63151-2025 tillsynsbegäran.docx
@@ -336,7 +336,7 @@
     <w:r>
       <w:tab/>
       <w:tab/>
-      <w:t>2026-07-20</w:t>
+      <w:t>2026-07-21</w:t>
       <w:br/>
       <w:br/>
     </w:r>

--- a/tillsyn/A 63151-2025 tillsynsbegäran.docx
+++ b/tillsyn/A 63151-2025 tillsynsbegäran.docx
@@ -336,7 +336,7 @@
     <w:r>
       <w:tab/>
       <w:tab/>
-      <w:t>2026-07-21</w:t>
+      <w:t>2026-07-22</w:t>
       <w:br/>
       <w:br/>
     </w:r>

--- a/tillsyn/A 63151-2025 tillsynsbegäran.docx
+++ b/tillsyn/A 63151-2025 tillsynsbegäran.docx
@@ -336,7 +336,7 @@
     <w:r>
       <w:tab/>
       <w:tab/>
-      <w:t>2026-07-22</w:t>
+      <w:t>2026-07-23</w:t>
       <w:br/>
       <w:br/>
     </w:r>

--- a/tillsyn/A 63151-2025 tillsynsbegäran.docx
+++ b/tillsyn/A 63151-2025 tillsynsbegäran.docx
@@ -336,7 +336,7 @@
     <w:r>
       <w:tab/>
       <w:tab/>
-      <w:t>2026-07-23</w:t>
+      <w:t>2026-07-24</w:t>
       <w:br/>
       <w:br/>
     </w:r>

--- a/tillsyn/A 63151-2025 tillsynsbegäran.docx
+++ b/tillsyn/A 63151-2025 tillsynsbegäran.docx
@@ -60,7 +60,7 @@
         <w:spacing w:after="240"/>
       </w:pPr>
       <w:r>
-        <w:t>Figur 1. Fyndplatser för naturvårdsarter i avverkningsanmälan. Markörer utan svart kant är placerade på fyndplatsen. Markörer med svart kant är placerade vid sidan av fyndplatsen har ett svart streck som visar fyndplatsens exakta position. Kartans mittpunktskoordinat är N 7234285, E 534426 i SWEREF 99 TM.</w:t>
+        <w:t>Figur 1. Fyndplatser för naturvårdsarter i avverkningsanmälan. Markörer utan svart kant är placerade på fyndplatsen. Markörer med svart kant är placerade vid sidan av fyndplatsen och har ett svart streck som visar fyndplatsens exakta position. Kartans mittpunktskoordinat är N 7234285, E 534426 i SWEREF 99 TM.</w:t>
       </w:r>
     </w:p>
     <w:p>
@@ -336,7 +336,7 @@
     <w:r>
       <w:tab/>
       <w:tab/>
-      <w:t>2026-08-14</w:t>
+      <w:t>2026-08-15</w:t>
       <w:br/>
       <w:br/>
     </w:r>

--- a/tillsyn/A 63151-2025 tillsynsbegäran.docx
+++ b/tillsyn/A 63151-2025 tillsynsbegäran.docx
@@ -336,7 +336,7 @@
     <w:r>
       <w:tab/>
       <w:tab/>
-      <w:t>2026-08-15</w:t>
+      <w:t>2026-08-16</w:t>
       <w:br/>
       <w:br/>
     </w:r>

--- a/tillsyn/A 63151-2025 tillsynsbegäran.docx
+++ b/tillsyn/A 63151-2025 tillsynsbegäran.docx
@@ -336,7 +336,7 @@
     <w:r>
       <w:tab/>
       <w:tab/>
-      <w:t>2026-08-16</w:t>
+      <w:t>2026-08-17</w:t>
       <w:br/>
       <w:br/>
     </w:r>

--- a/tillsyn/A 63151-2025 tillsynsbegäran.docx
+++ b/tillsyn/A 63151-2025 tillsynsbegäran.docx
@@ -336,7 +336,7 @@
     <w:r>
       <w:tab/>
       <w:tab/>
-      <w:t>2026-08-17</w:t>
+      <w:t>2026-08-18</w:t>
       <w:br/>
       <w:br/>
     </w:r>

--- a/tillsyn/A 63151-2025 tillsynsbegäran.docx
+++ b/tillsyn/A 63151-2025 tillsynsbegäran.docx
@@ -336,7 +336,7 @@
     <w:r>
       <w:tab/>
       <w:tab/>
-      <w:t>2026-08-18</w:t>
+      <w:t>2026-08-19</w:t>
       <w:br/>
       <w:br/>
     </w:r>

--- a/tillsyn/A 63151-2025 tillsynsbegäran.docx
+++ b/tillsyn/A 63151-2025 tillsynsbegäran.docx
@@ -336,7 +336,7 @@
     <w:r>
       <w:tab/>
       <w:tab/>
-      <w:t>2026-08-19</w:t>
+      <w:t>2026-08-20</w:t>
       <w:br/>
       <w:br/>
     </w:r>

--- a/tillsyn/A 63151-2025 tillsynsbegäran.docx
+++ b/tillsyn/A 63151-2025 tillsynsbegäran.docx
@@ -336,7 +336,7 @@
     <w:r>
       <w:tab/>
       <w:tab/>
-      <w:t>2026-08-20</w:t>
+      <w:t>2026-08-21</w:t>
       <w:br/>
       <w:br/>
     </w:r>

--- a/tillsyn/A 63151-2025 tillsynsbegäran.docx
+++ b/tillsyn/A 63151-2025 tillsynsbegäran.docx
@@ -336,7 +336,7 @@
     <w:r>
       <w:tab/>
       <w:tab/>
-      <w:t>2026-08-21</w:t>
+      <w:t>2026-08-22</w:t>
       <w:br/>
       <w:br/>
     </w:r>

--- a/tillsyn/A 63151-2025 tillsynsbegäran.docx
+++ b/tillsyn/A 63151-2025 tillsynsbegäran.docx
@@ -336,7 +336,7 @@
     <w:r>
       <w:tab/>
       <w:tab/>
-      <w:t>2026-08-22</w:t>
+      <w:t>2026-08-23</w:t>
       <w:br/>
       <w:br/>
     </w:r>

--- a/tillsyn/A 63151-2025 tillsynsbegäran.docx
+++ b/tillsyn/A 63151-2025 tillsynsbegäran.docx
@@ -336,7 +336,7 @@
     <w:r>
       <w:tab/>
       <w:tab/>
-      <w:t>2026-08-23</w:t>
+      <w:t>2026-08-24</w:t>
       <w:br/>
       <w:br/>
     </w:r>

--- a/tillsyn/A 63151-2025 tillsynsbegäran.docx
+++ b/tillsyn/A 63151-2025 tillsynsbegäran.docx
@@ -336,7 +336,7 @@
     <w:r>
       <w:tab/>
       <w:tab/>
-      <w:t>2026-08-24</w:t>
+      <w:t>2026-08-25</w:t>
       <w:br/>
       <w:br/>
     </w:r>

--- a/tillsyn/A 63151-2025 tillsynsbegäran.docx
+++ b/tillsyn/A 63151-2025 tillsynsbegäran.docx
@@ -336,7 +336,7 @@
     <w:r>
       <w:tab/>
       <w:tab/>
-      <w:t>2026-08-25</w:t>
+      <w:t>2026-08-26</w:t>
       <w:br/>
       <w:br/>
     </w:r>

--- a/tillsyn/A 63151-2025 tillsynsbegäran.docx
+++ b/tillsyn/A 63151-2025 tillsynsbegäran.docx
@@ -336,7 +336,7 @@
     <w:r>
       <w:tab/>
       <w:tab/>
-      <w:t>2026-08-26</w:t>
+      <w:t>2026-08-27</w:t>
       <w:br/>
       <w:br/>
     </w:r>

--- a/tillsyn/A 63151-2025 tillsynsbegäran.docx
+++ b/tillsyn/A 63151-2025 tillsynsbegäran.docx
@@ -336,7 +336,7 @@
     <w:r>
       <w:tab/>
       <w:tab/>
-      <w:t>2026-08-27</w:t>
+      <w:t>2026-08-28</w:t>
       <w:br/>
       <w:br/>
     </w:r>

--- a/tillsyn/A 63151-2025 tillsynsbegäran.docx
+++ b/tillsyn/A 63151-2025 tillsynsbegäran.docx
@@ -336,7 +336,7 @@
     <w:r>
       <w:tab/>
       <w:tab/>
-      <w:t>2026-08-28</w:t>
+      <w:t>2026-08-29</w:t>
       <w:br/>
       <w:br/>
     </w:r>

--- a/tillsyn/A 63151-2025 tillsynsbegäran.docx
+++ b/tillsyn/A 63151-2025 tillsynsbegäran.docx
@@ -336,7 +336,7 @@
     <w:r>
       <w:tab/>
       <w:tab/>
-      <w:t>2026-08-29</w:t>
+      <w:t>2026-08-31</w:t>
       <w:br/>
       <w:br/>
     </w:r>

--- a/tillsyn/A 63151-2025 tillsynsbegäran.docx
+++ b/tillsyn/A 63151-2025 tillsynsbegäran.docx
@@ -336,7 +336,7 @@
     <w:r>
       <w:tab/>
       <w:tab/>
-      <w:t>2026-08-31</w:t>
+      <w:t>2026-09-01</w:t>
       <w:br/>
       <w:br/>
     </w:r>

--- a/tillsyn/A 63151-2025 tillsynsbegäran.docx
+++ b/tillsyn/A 63151-2025 tillsynsbegäran.docx
@@ -336,7 +336,7 @@
     <w:r>
       <w:tab/>
       <w:tab/>
-      <w:t>2026-09-01</w:t>
+      <w:t>2026-09-02</w:t>
       <w:br/>
       <w:br/>
     </w:r>

--- a/tillsyn/A 63151-2025 tillsynsbegäran.docx
+++ b/tillsyn/A 63151-2025 tillsynsbegäran.docx
@@ -336,7 +336,7 @@
     <w:r>
       <w:tab/>
       <w:tab/>
-      <w:t>2026-09-02</w:t>
+      <w:t>2026-09-03</w:t>
       <w:br/>
       <w:br/>
     </w:r>

--- a/tillsyn/A 63151-2025 tillsynsbegäran.docx
+++ b/tillsyn/A 63151-2025 tillsynsbegäran.docx
@@ -336,7 +336,7 @@
     <w:r>
       <w:tab/>
       <w:tab/>
-      <w:t>2026-09-03</w:t>
+      <w:t>2026-09-04</w:t>
       <w:br/>
       <w:br/>
     </w:r>

--- a/tillsyn/A 63151-2025 tillsynsbegäran.docx
+++ b/tillsyn/A 63151-2025 tillsynsbegäran.docx
@@ -336,7 +336,7 @@
     <w:r>
       <w:tab/>
       <w:tab/>
-      <w:t>2026-09-04</w:t>
+      <w:t>2026-09-05</w:t>
       <w:br/>
       <w:br/>
     </w:r>
